--- a/Calendario2025/Actividades/A6_DHCP/v1/Actividad6.docx
+++ b/Calendario2025/Actividades/A6_DHCP/v1/Actividad6.docx
@@ -1,6 +1,6 @@
 
 <file path=word/document.xml><?xml version="1.0" encoding="utf-8"?>
-<w:document xmlns:wpc="http://schemas.microsoft.com/office/word/2010/wordprocessingCanvas" xmlns:cx="http://schemas.microsoft.com/office/drawing/2014/chartex" xmlns:cx1="http://schemas.microsoft.com/office/drawing/2015/9/8/chartex" xmlns:cx2="http://schemas.microsoft.com/office/drawing/2015/10/21/chartex" xmlns:cx3="http://schemas.microsoft.com/office/drawing/2016/5/9/chartex" xmlns:cx4="http://schemas.microsoft.com/office/drawing/2016/5/10/chartex" xmlns:cx5="http://schemas.microsoft.com/office/drawing/2016/5/11/chartex" xmlns:cx6="http://schemas.microsoft.com/office/drawing/2016/5/12/chartex" xmlns:cx7="http://schemas.microsoft.com/office/drawing/2016/5/13/chartex" xmlns:cx8="http://schemas.microsoft.com/office/drawing/2016/5/14/chartex" xmlns:mc="http://schemas.openxmlformats.org/markup-compatibility/2006" xmlns:aink="http://schemas.microsoft.com/office/drawing/2016/ink" xmlns:am3d="http://schemas.microsoft.com/office/drawing/2017/model3d" xmlns:o="urn:schemas-microsoft-com:office:office" xmlns:oel="http://schemas.microsoft.com/office/2019/extlst" xmlns:r="http://schemas.openxmlformats.org/officeDocument/2006/relationships" xmlns:m="http://schemas.openxmlformats.org/officeDocument/2006/math" xmlns:v="urn:schemas-microsoft-com:vml" xmlns:wp14="http://schemas.microsoft.com/office/word/2010/wordprocessingDrawing" xmlns:wp="http://schemas.openxmlformats.org/drawingml/2006/wordprocessingDrawing" xmlns:w10="urn:schemas-microsoft-com:office:word" xmlns:w="http://schemas.openxmlformats.org/wordprocessingml/2006/main" xmlns:w14="http://schemas.microsoft.com/office/word/2010/wordml" xmlns:w15="http://schemas.microsoft.com/office/word/2012/wordml" xmlns:w16cex="http://schemas.microsoft.com/office/word/2018/wordml/cex" xmlns:w16cid="http://schemas.microsoft.com/office/word/2016/wordml/cid" xmlns:w16="http://schemas.microsoft.com/office/word/2018/wordml" xmlns:w16sdtdh="http://schemas.microsoft.com/office/word/2020/wordml/sdtdatahash" xmlns:w16se="http://schemas.microsoft.com/office/word/2015/wordml/symex" xmlns:wpg="http://schemas.microsoft.com/office/word/2010/wordprocessingGroup" xmlns:wpi="http://schemas.microsoft.com/office/word/2010/wordprocessingInk" xmlns:wne="http://schemas.microsoft.com/office/word/2006/wordml" xmlns:wps="http://schemas.microsoft.com/office/word/2010/wordprocessingShape" mc:Ignorable="w14 w15 w16se w16cid w16 w16cex w16sdtdh wp14">
+<w:document xmlns:wpc="http://schemas.microsoft.com/office/word/2010/wordprocessingCanvas" xmlns:cx="http://schemas.microsoft.com/office/drawing/2014/chartex" xmlns:cx1="http://schemas.microsoft.com/office/drawing/2015/9/8/chartex" xmlns:cx2="http://schemas.microsoft.com/office/drawing/2015/10/21/chartex" xmlns:cx3="http://schemas.microsoft.com/office/drawing/2016/5/9/chartex" xmlns:cx4="http://schemas.microsoft.com/office/drawing/2016/5/10/chartex" xmlns:cx5="http://schemas.microsoft.com/office/drawing/2016/5/11/chartex" xmlns:cx6="http://schemas.microsoft.com/office/drawing/2016/5/12/chartex" xmlns:cx7="http://schemas.microsoft.com/office/drawing/2016/5/13/chartex" xmlns:cx8="http://schemas.microsoft.com/office/drawing/2016/5/14/chartex" xmlns:mc="http://schemas.openxmlformats.org/markup-compatibility/2006" xmlns:aink="http://schemas.microsoft.com/office/drawing/2016/ink" xmlns:am3d="http://schemas.microsoft.com/office/drawing/2017/model3d" xmlns:o="urn:schemas-microsoft-com:office:office" xmlns:oel="http://schemas.microsoft.com/office/2019/extlst" xmlns:r="http://schemas.openxmlformats.org/officeDocument/2006/relationships" xmlns:m="http://schemas.openxmlformats.org/officeDocument/2006/math" xmlns:v="urn:schemas-microsoft-com:vml" xmlns:wp14="http://schemas.microsoft.com/office/word/2010/wordprocessingDrawing" xmlns:wp="http://schemas.openxmlformats.org/drawingml/2006/wordprocessingDrawing" xmlns:w10="urn:schemas-microsoft-com:office:word" xmlns:w="http://schemas.openxmlformats.org/wordprocessingml/2006/main" xmlns:w14="http://schemas.microsoft.com/office/word/2010/wordml" xmlns:w15="http://schemas.microsoft.com/office/word/2012/wordml" xmlns:w16cex="http://schemas.microsoft.com/office/word/2018/wordml/cex" xmlns:w16cid="http://schemas.microsoft.com/office/word/2016/wordml/cid" xmlns:w16="http://schemas.microsoft.com/office/word/2018/wordml" xmlns:w16du="http://schemas.microsoft.com/office/word/2023/wordml/word16du" xmlns:w16sdtdh="http://schemas.microsoft.com/office/word/2020/wordml/sdtdatahash" xmlns:w16sdtfl="http://schemas.microsoft.com/office/word/2024/wordml/sdtformatlock" xmlns:w16se="http://schemas.microsoft.com/office/word/2015/wordml/symex" xmlns:wpg="http://schemas.microsoft.com/office/word/2010/wordprocessingGroup" xmlns:wpi="http://schemas.microsoft.com/office/word/2010/wordprocessingInk" xmlns:wne="http://schemas.microsoft.com/office/word/2006/wordml" xmlns:wps="http://schemas.microsoft.com/office/word/2010/wordprocessingShape" mc:Ignorable="w14 w15 w16se w16cid w16 w16cex w16sdtdh w16sdtfl w16du wp14">
   <w:body>
     <w:p>
       <w:pPr>
@@ -11,7 +11,7 @@
       <w:r>
         <w:rPr>
           <w:noProof/>
-          <w:lang w:val="es-MX" w:eastAsia="es-MX"/>
+          <w:lang w:eastAsia="es-MX"/>
         </w:rPr>
         <mc:AlternateContent>
           <mc:Choice Requires="wps">
@@ -70,7 +70,7 @@
                             <w:r>
                               <w:rPr>
                                 <w:noProof/>
-                                <w:lang w:val="es-MX" w:eastAsia="es-MX"/>
+                                <w:lang w:eastAsia="es-MX"/>
                               </w:rPr>
                               <w:drawing>
                                 <wp:inline distT="0" distB="0" distL="0" distR="0" wp14:anchorId="1FE089B8" wp14:editId="0410093A">
@@ -151,8 +151,7 @@
                     <w:p>
                       <w:r>
                         <w:rPr>
-                          <w:noProof/>
-                          <w:lang w:val="es-MX" w:eastAsia="es-MX"/>
+                          <w:lang w:eastAsia="es-MX"/>
                         </w:rPr>
                         <w:drawing>
                           <wp:inline distT="0" distB="0" distL="0" distR="0" wp14:anchorId="1FE089B8" wp14:editId="0410093A">
@@ -172,7 +171,7 @@
                                     </pic:cNvPicPr>
                                   </pic:nvPicPr>
                                   <pic:blipFill>
-                                    <a:blip r:embed="rId5">
+                                    <a:blip r:embed="rId6">
                                       <a:extLst>
                                         <a:ext uri="{28A0092B-C50C-407E-A947-70E740481C1C}">
                                           <a14:useLocalDpi xmlns:a14="http://schemas.microsoft.com/office/drawing/2010/main" val="0"/>
@@ -386,8 +385,18 @@
           <w:rFonts w:ascii="Arial" w:hAnsi="Arial" w:cs="Arial"/>
           <w:color w:val="000000"/>
         </w:rPr>
-        <w:t>Network Consulting</w:t>
-      </w:r>
+        <w:t xml:space="preserve">Network </w:t>
+      </w:r>
+      <w:proofErr w:type="spellStart"/>
+      <w:r>
+        <w:rPr>
+          <w:rStyle w:val="Strong"/>
+          <w:rFonts w:ascii="Arial" w:hAnsi="Arial" w:cs="Arial"/>
+          <w:color w:val="000000"/>
+        </w:rPr>
+        <w:t>Consulting</w:t>
+      </w:r>
+      <w:proofErr w:type="spellEnd"/>
       <w:r>
         <w:rPr>
           <w:rFonts w:ascii="Arial" w:hAnsi="Arial" w:cs="Arial"/>
@@ -422,16 +431,7 @@
           <w:iCs w:val="0"/>
           <w:color w:val="000000"/>
         </w:rPr>
-        <w:t xml:space="preserve">nos solicitan realizar la </w:t>
-      </w:r>
-      <w:r>
-        <w:rPr>
-          <w:rFonts w:ascii="Arial" w:hAnsi="Arial" w:cs="Arial"/>
-          <w:i w:val="0"/>
-          <w:iCs w:val="0"/>
-          <w:color w:val="000000"/>
-        </w:rPr>
-        <w:t>configuración de</w:t>
+        <w:t>nos solicitan realizar la configuración de</w:t>
       </w:r>
       <w:r>
         <w:rPr>
@@ -475,7 +475,7 @@
         <mc:AlternateContent>
           <mc:Choice Requires="wps">
             <w:drawing>
-              <wp:anchor distT="45720" distB="45720" distL="114300" distR="114300" simplePos="0" relativeHeight="251666432" behindDoc="0" locked="0" layoutInCell="1" allowOverlap="1" wp14:anchorId="03E4E414" wp14:editId="33CAA086">
+              <wp:anchor distT="45720" distB="45720" distL="114300" distR="114300" simplePos="0" relativeHeight="251666432" behindDoc="0" locked="0" layoutInCell="1" allowOverlap="1" wp14:anchorId="03E4E414" wp14:editId="6C56BEFA">
                 <wp:simplePos x="0" y="0"/>
                 <wp:positionH relativeFrom="margin">
                   <wp:align>left</wp:align>
@@ -483,8 +483,8 @@
                 <wp:positionV relativeFrom="paragraph">
                   <wp:posOffset>409575</wp:posOffset>
                 </wp:positionV>
-                <wp:extent cx="6496050" cy="3171825"/>
-                <wp:effectExtent l="0" t="0" r="19050" b="28575"/>
+                <wp:extent cx="6496050" cy="2880360"/>
+                <wp:effectExtent l="0" t="0" r="19050" b="15240"/>
                 <wp:wrapSquare wrapText="bothSides"/>
                 <wp:docPr id="10" name="Cuadro de texto 2"/>
                 <wp:cNvGraphicFramePr>
@@ -499,7 +499,7 @@
                       <wps:spPr bwMode="auto">
                         <a:xfrm>
                           <a:off x="0" y="0"/>
-                          <a:ext cx="6496050" cy="3171825"/>
+                          <a:ext cx="6496050" cy="2880986"/>
                         </a:xfrm>
                         <a:prstGeom prst="rect">
                           <a:avLst/>
@@ -524,10 +524,10 @@
                                 <w:noProof/>
                               </w:rPr>
                               <w:drawing>
-                                <wp:inline distT="0" distB="0" distL="0" distR="0" wp14:anchorId="0A4F18D7" wp14:editId="100F27F4">
-                                  <wp:extent cx="6304280" cy="3063875"/>
-                                  <wp:effectExtent l="0" t="0" r="1270" b="3175"/>
-                                  <wp:docPr id="1817283055" name="Picture 1" descr="A diagram of a computer network&#10;&#10;Description automatically generated"/>
+                                <wp:inline distT="0" distB="0" distL="0" distR="0" wp14:anchorId="2F6AE216" wp14:editId="64C8ADCD">
+                                  <wp:extent cx="6304280" cy="2774950"/>
+                                  <wp:effectExtent l="0" t="0" r="1270" b="6350"/>
+                                  <wp:docPr id="1272410330" name="Picture 1" descr="A diagram of a computer network&#10;&#10;AI-generated content may be incorrect."/>
                                   <wp:cNvGraphicFramePr>
                                     <a:graphicFrameLocks xmlns:a="http://schemas.openxmlformats.org/drawingml/2006/main" noChangeAspect="1"/>
                                   </wp:cNvGraphicFramePr>
@@ -535,11 +535,11 @@
                                     <a:graphicData uri="http://schemas.openxmlformats.org/drawingml/2006/picture">
                                       <pic:pic xmlns:pic="http://schemas.openxmlformats.org/drawingml/2006/picture">
                                         <pic:nvPicPr>
-                                          <pic:cNvPr id="1817283055" name="Picture 1" descr="A diagram of a computer network&#10;&#10;Description automatically generated"/>
+                                          <pic:cNvPr id="1272410330" name="Picture 1" descr="A diagram of a computer network&#10;&#10;AI-generated content may be incorrect."/>
                                           <pic:cNvPicPr/>
                                         </pic:nvPicPr>
                                         <pic:blipFill>
-                                          <a:blip r:embed="rId6"/>
+                                          <a:blip r:embed="rId7"/>
                                           <a:stretch>
                                             <a:fillRect/>
                                           </a:stretch>
@@ -547,7 +547,7 @@
                                         <pic:spPr>
                                           <a:xfrm>
                                             <a:off x="0" y="0"/>
-                                            <a:ext cx="6304280" cy="3063875"/>
+                                            <a:ext cx="6304280" cy="2774950"/>
                                           </a:xfrm>
                                           <a:prstGeom prst="rect">
                                             <a:avLst/>
@@ -579,19 +579,16 @@
           </mc:Choice>
           <mc:Fallback>
             <w:pict>
-              <v:shape w14:anchorId="03E4E414" id="_x0000_s1027" type="#_x0000_t202" style="position:absolute;left:0;text-align:left;margin-left:0;margin-top:32.25pt;width:511.5pt;height:249.75pt;z-index:251666432;visibility:visible;mso-wrap-style:square;mso-width-percent:0;mso-height-percent:0;mso-wrap-distance-left:9pt;mso-wrap-distance-top:3.6pt;mso-wrap-distance-right:9pt;mso-wrap-distance-bottom:3.6pt;mso-position-horizontal:left;mso-position-horizontal-relative:margin;mso-position-vertical:absolute;mso-position-vertical-relative:text;mso-width-percent:0;mso-height-percent:0;mso-width-relative:margin;mso-height-relative:margin;v-text-anchor:top" o:gfxdata="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">
+              <v:shape w14:anchorId="03E4E414" id="_x0000_s1027" type="#_x0000_t202" style="position:absolute;left:0;text-align:left;margin-left:0;margin-top:32.25pt;width:511.5pt;height:226.8pt;z-index:251666432;visibility:visible;mso-wrap-style:square;mso-width-percent:0;mso-height-percent:0;mso-wrap-distance-left:9pt;mso-wrap-distance-top:3.6pt;mso-wrap-distance-right:9pt;mso-wrap-distance-bottom:3.6pt;mso-position-horizontal:left;mso-position-horizontal-relative:margin;mso-position-vertical:absolute;mso-position-vertical-relative:text;mso-width-percent:0;mso-height-percent:0;mso-width-relative:margin;mso-height-relative:margin;v-text-anchor:top" o:gfxdata="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">
                 <v:textbox>
                   <w:txbxContent>
                     <w:p>
                       <w:r>
-                        <w:rPr>
-                          <w:noProof/>
-                        </w:rPr>
                         <w:drawing>
-                          <wp:inline distT="0" distB="0" distL="0" distR="0" wp14:anchorId="0A4F18D7" wp14:editId="100F27F4">
-                            <wp:extent cx="6304280" cy="3063875"/>
-                            <wp:effectExtent l="0" t="0" r="1270" b="3175"/>
-                            <wp:docPr id="1817283055" name="Picture 1" descr="A diagram of a computer network&#10;&#10;Description automatically generated"/>
+                          <wp:inline distT="0" distB="0" distL="0" distR="0" wp14:anchorId="2F6AE216" wp14:editId="64C8ADCD">
+                            <wp:extent cx="6304280" cy="2774950"/>
+                            <wp:effectExtent l="0" t="0" r="1270" b="6350"/>
+                            <wp:docPr id="1272410330" name="Picture 1" descr="A diagram of a computer network&#10;&#10;AI-generated content may be incorrect."/>
                             <wp:cNvGraphicFramePr>
                               <a:graphicFrameLocks xmlns:a="http://schemas.openxmlformats.org/drawingml/2006/main" noChangeAspect="1"/>
                             </wp:cNvGraphicFramePr>
@@ -599,11 +596,11 @@
                               <a:graphicData uri="http://schemas.openxmlformats.org/drawingml/2006/picture">
                                 <pic:pic xmlns:pic="http://schemas.openxmlformats.org/drawingml/2006/picture">
                                   <pic:nvPicPr>
-                                    <pic:cNvPr id="1817283055" name="Picture 1" descr="A diagram of a computer network&#10;&#10;Description automatically generated"/>
+                                    <pic:cNvPr id="1272410330" name="Picture 1" descr="A diagram of a computer network&#10;&#10;AI-generated content may be incorrect."/>
                                     <pic:cNvPicPr/>
                                   </pic:nvPicPr>
                                   <pic:blipFill>
-                                    <a:blip r:embed="rId6"/>
+                                    <a:blip r:embed="rId8"/>
                                     <a:stretch>
                                       <a:fillRect/>
                                     </a:stretch>
@@ -611,7 +608,7 @@
                                   <pic:spPr>
                                     <a:xfrm>
                                       <a:off x="0" y="0"/>
-                                      <a:ext cx="6304280" cy="3063875"/>
+                                      <a:ext cx="6304280" cy="2774950"/>
                                     </a:xfrm>
                                     <a:prstGeom prst="rect">
                                       <a:avLst/>
@@ -639,16 +636,7 @@
           <w:sz w:val="20"/>
           <w:szCs w:val="20"/>
         </w:rPr>
-        <w:t>La</w:t>
-      </w:r>
-      <w:r>
-        <w:rPr>
-          <w:rFonts w:ascii="Arial" w:hAnsi="Arial" w:cs="Arial"/>
-          <w:color w:val="000000"/>
-          <w:sz w:val="20"/>
-          <w:szCs w:val="20"/>
-        </w:rPr>
-        <w:t xml:space="preserve"> topología de la red y direcciones IP están representadas en la siguiente gráfica.</w:t>
+        <w:t>La topología de la red y direcciones IP están representadas en la siguiente gráfica.</w:t>
       </w:r>
     </w:p>
     <w:p>
@@ -783,7 +771,42 @@
           <w:bCs/>
           <w:spacing w:val="-2"/>
         </w:rPr>
-        <w:t>Mabe</w:t>
+        <w:t>Mabe México</w:t>
+      </w:r>
+      <w:r>
+        <w:rPr>
+          <w:rFonts w:ascii="Arial" w:eastAsia="Arial Narrow" w:hAnsi="Arial" w:cs="Arial"/>
+          <w:spacing w:val="-2"/>
+        </w:rPr>
+        <w:t xml:space="preserve"> dedicada a la producción y comercialización de electrodomésticos se ha percatado de que configurar el servicio de DHCP en cada ruteador para cada subred agrega más complejidad, ya que los ruteadores además de desempeñar su función principal de </w:t>
+      </w:r>
+      <w:r>
+        <w:rPr>
+          <w:rFonts w:ascii="Arial" w:eastAsia="Arial Narrow" w:hAnsi="Arial" w:cs="Arial"/>
+          <w:spacing w:val="-2"/>
+        </w:rPr>
+        <w:t>rutear el</w:t>
+      </w:r>
+      <w:r>
+        <w:rPr>
+          <w:rFonts w:ascii="Arial" w:eastAsia="Arial Narrow" w:hAnsi="Arial" w:cs="Arial"/>
+          <w:spacing w:val="-2"/>
+        </w:rPr>
+        <w:t xml:space="preserve"> </w:t>
+      </w:r>
+      <w:r>
+        <w:rPr>
+          <w:rFonts w:ascii="Arial" w:eastAsia="Arial Narrow" w:hAnsi="Arial" w:cs="Arial"/>
+          <w:spacing w:val="-2"/>
+        </w:rPr>
+        <w:t>tráfico</w:t>
+      </w:r>
+      <w:r>
+        <w:rPr>
+          <w:rFonts w:ascii="Arial" w:eastAsia="Arial Narrow" w:hAnsi="Arial" w:cs="Arial"/>
+          <w:spacing w:val="-2"/>
+        </w:rPr>
+        <w:t xml:space="preserve"> también requieren trabajar en la administración de su propio direccionamiento DHCP. Un servidor de DHCP (ruteador) dedicado al trabajo de asignación de direccionamiento IP dinámico es más fácil de administrar y está más centralizado. Por estos motivos, la empresa </w:t>
       </w:r>
       <w:r>
         <w:rPr>
@@ -792,141 +815,16 @@
           <w:bCs/>
           <w:spacing w:val="-2"/>
         </w:rPr>
-        <w:t xml:space="preserve"> México</w:t>
+        <w:t>Mabe México</w:t>
       </w:r>
       <w:r>
         <w:rPr>
           <w:rFonts w:ascii="Arial" w:eastAsia="Arial Narrow" w:hAnsi="Arial" w:cs="Arial"/>
           <w:spacing w:val="-2"/>
         </w:rPr>
-        <w:t xml:space="preserve"> dedicada a la </w:t>
-      </w:r>
-      <w:r>
-        <w:rPr>
-          <w:rFonts w:ascii="Arial" w:eastAsia="Arial Narrow" w:hAnsi="Arial" w:cs="Arial"/>
-          <w:spacing w:val="-2"/>
-        </w:rPr>
-        <w:t>produc</w:t>
-      </w:r>
-      <w:r>
-        <w:rPr>
-          <w:rFonts w:ascii="Arial" w:eastAsia="Arial Narrow" w:hAnsi="Arial" w:cs="Arial"/>
-          <w:spacing w:val="-2"/>
-        </w:rPr>
-        <w:t>ción y comercialización de electrodomésticos se ha percatado de que c</w:t>
-      </w:r>
-      <w:r>
-        <w:rPr>
-          <w:rFonts w:ascii="Arial" w:eastAsia="Arial Narrow" w:hAnsi="Arial" w:cs="Arial"/>
-          <w:spacing w:val="-2"/>
-        </w:rPr>
-        <w:t>onfigurar el servicio de DHCP en cada ruteador para cada subred agrega más complejidad</w:t>
-      </w:r>
-      <w:r>
-        <w:rPr>
-          <w:rFonts w:ascii="Arial" w:eastAsia="Arial Narrow" w:hAnsi="Arial" w:cs="Arial"/>
-          <w:spacing w:val="-2"/>
-        </w:rPr>
-        <w:t xml:space="preserve">, ya que los ruteadores además de </w:t>
-      </w:r>
-      <w:r>
-        <w:rPr>
-          <w:rFonts w:ascii="Arial" w:eastAsia="Arial Narrow" w:hAnsi="Arial" w:cs="Arial"/>
-          <w:spacing w:val="-2"/>
-        </w:rPr>
-        <w:t xml:space="preserve">desempeñar su función principal de </w:t>
-      </w:r>
-      <w:r>
-        <w:rPr>
-          <w:rFonts w:ascii="Arial" w:eastAsia="Arial Narrow" w:hAnsi="Arial" w:cs="Arial"/>
-          <w:spacing w:val="-2"/>
-        </w:rPr>
-        <w:t>rutear el</w:t>
-      </w:r>
-      <w:r>
-        <w:rPr>
-          <w:rFonts w:ascii="Arial" w:eastAsia="Arial Narrow" w:hAnsi="Arial" w:cs="Arial"/>
-          <w:spacing w:val="-2"/>
-        </w:rPr>
-        <w:t xml:space="preserve"> tráfico</w:t>
-      </w:r>
-      <w:r>
-        <w:rPr>
-          <w:rFonts w:ascii="Arial" w:eastAsia="Arial Narrow" w:hAnsi="Arial" w:cs="Arial"/>
-          <w:spacing w:val="-2"/>
-        </w:rPr>
-        <w:t>, también</w:t>
-      </w:r>
-      <w:r>
-        <w:rPr>
-          <w:rFonts w:ascii="Arial" w:eastAsia="Arial Narrow" w:hAnsi="Arial" w:cs="Arial"/>
-          <w:spacing w:val="-2"/>
-        </w:rPr>
-        <w:t xml:space="preserve"> </w:t>
-      </w:r>
-      <w:r>
-        <w:rPr>
-          <w:rFonts w:ascii="Arial" w:eastAsia="Arial Narrow" w:hAnsi="Arial" w:cs="Arial"/>
-          <w:spacing w:val="-2"/>
-        </w:rPr>
-        <w:t>requieren</w:t>
-      </w:r>
-      <w:r>
-        <w:rPr>
-          <w:rFonts w:ascii="Arial" w:eastAsia="Arial Narrow" w:hAnsi="Arial" w:cs="Arial"/>
-          <w:spacing w:val="-2"/>
-        </w:rPr>
-        <w:t xml:space="preserve"> trabaj</w:t>
-      </w:r>
-      <w:r>
-        <w:rPr>
-          <w:rFonts w:ascii="Arial" w:eastAsia="Arial Narrow" w:hAnsi="Arial" w:cs="Arial"/>
-          <w:spacing w:val="-2"/>
-        </w:rPr>
-        <w:t>ar</w:t>
-      </w:r>
-      <w:r>
-        <w:rPr>
-          <w:rFonts w:ascii="Arial" w:eastAsia="Arial Narrow" w:hAnsi="Arial" w:cs="Arial"/>
-          <w:spacing w:val="-2"/>
-        </w:rPr>
-        <w:t xml:space="preserve"> en la administración de su propio direccionamiento DHCP</w:t>
-      </w:r>
-      <w:r>
-        <w:rPr>
-          <w:rFonts w:ascii="Arial" w:eastAsia="Arial Narrow" w:hAnsi="Arial" w:cs="Arial"/>
-          <w:spacing w:val="-2"/>
-        </w:rPr>
-        <w:t xml:space="preserve">. </w:t>
-      </w:r>
-      <w:r>
-        <w:rPr>
-          <w:rFonts w:ascii="Arial" w:eastAsia="Arial Narrow" w:hAnsi="Arial" w:cs="Arial"/>
-          <w:spacing w:val="-2"/>
-        </w:rPr>
-        <w:t xml:space="preserve">Un servidor de DHCP (ruteador) dedicado al trabajo </w:t>
-      </w:r>
-      <w:r>
-        <w:rPr>
-          <w:rFonts w:ascii="Arial" w:eastAsia="Arial Narrow" w:hAnsi="Arial" w:cs="Arial"/>
-          <w:spacing w:val="-2"/>
-        </w:rPr>
-        <w:t xml:space="preserve">de asignación de direccionamiento IP dinámico </w:t>
-      </w:r>
-      <w:r>
-        <w:rPr>
-          <w:rFonts w:ascii="Arial" w:eastAsia="Arial Narrow" w:hAnsi="Arial" w:cs="Arial"/>
-          <w:spacing w:val="-2"/>
-        </w:rPr>
-        <w:t>es más fácil de administrar y está más centralizado.</w:t>
-      </w:r>
-      <w:r>
-        <w:rPr>
-          <w:rFonts w:ascii="Arial" w:eastAsia="Arial Narrow" w:hAnsi="Arial" w:cs="Arial"/>
-          <w:spacing w:val="-2"/>
-        </w:rPr>
-        <w:t xml:space="preserve"> Por estos motivos, la empresa </w:t>
-      </w:r>
+        <w:t xml:space="preserve"> nos ha pedido centralizar la configuración del servicio DHCP de todas sus subredes en el ruteador </w:t>
+      </w:r>
+      <w:proofErr w:type="spellStart"/>
       <w:r>
         <w:rPr>
           <w:rFonts w:ascii="Arial" w:eastAsia="Arial Narrow" w:hAnsi="Arial" w:cs="Arial"/>
@@ -934,8 +832,34 @@
           <w:bCs/>
           <w:spacing w:val="-2"/>
         </w:rPr>
-        <w:t>Mabe</w:t>
-      </w:r>
+        <w:t>RMabe</w:t>
+      </w:r>
+      <w:proofErr w:type="spellEnd"/>
+      <w:r>
+        <w:rPr>
+          <w:rFonts w:ascii="Arial" w:eastAsia="Arial Narrow" w:hAnsi="Arial" w:cs="Arial"/>
+          <w:spacing w:val="-2"/>
+        </w:rPr>
+        <w:t xml:space="preserve">. </w:t>
+      </w:r>
+    </w:p>
+    <w:p>
+      <w:pPr>
+        <w:spacing w:before="120" w:line="360" w:lineRule="exact"/>
+        <w:jc w:val="both"/>
+        <w:rPr>
+          <w:rFonts w:ascii="Arial" w:eastAsia="Arial Narrow" w:hAnsi="Arial" w:cs="Arial"/>
+          <w:spacing w:val="-2"/>
+        </w:rPr>
+      </w:pPr>
+      <w:r>
+        <w:rPr>
+          <w:rFonts w:ascii="Arial" w:eastAsia="Arial Narrow" w:hAnsi="Arial" w:cs="Arial"/>
+          <w:spacing w:val="-2"/>
+        </w:rPr>
+        <w:t xml:space="preserve">El ruteador </w:t>
+      </w:r>
+      <w:proofErr w:type="spellStart"/>
       <w:r>
         <w:rPr>
           <w:rFonts w:ascii="Arial" w:eastAsia="Arial Narrow" w:hAnsi="Arial" w:cs="Arial"/>
@@ -943,14 +867,15 @@
           <w:bCs/>
           <w:spacing w:val="-2"/>
         </w:rPr>
-        <w:t xml:space="preserve"> México</w:t>
-      </w:r>
+        <w:t>RMabe</w:t>
+      </w:r>
+      <w:proofErr w:type="spellEnd"/>
       <w:r>
         <w:rPr>
           <w:rFonts w:ascii="Arial" w:eastAsia="Arial Narrow" w:hAnsi="Arial" w:cs="Arial"/>
           <w:spacing w:val="-2"/>
         </w:rPr>
-        <w:t xml:space="preserve"> nos ha pedido centralizar la configuración del servicio DHCP de todas sus subredes en el ruteador </w:t>
+        <w:t xml:space="preserve"> funcionaría como </w:t>
       </w:r>
       <w:r>
         <w:rPr>
@@ -959,7 +884,14 @@
           <w:bCs/>
           <w:spacing w:val="-2"/>
         </w:rPr>
-        <w:t>R</w:t>
+        <w:t>servidor de DCHP</w:t>
+      </w:r>
+      <w:r>
+        <w:rPr>
+          <w:rFonts w:ascii="Arial" w:eastAsia="Arial Narrow" w:hAnsi="Arial" w:cs="Arial"/>
+          <w:spacing w:val="-2"/>
+        </w:rPr>
+        <w:t xml:space="preserve"> y el ruteador </w:t>
       </w:r>
       <w:r>
         <w:rPr>
@@ -968,38 +900,14 @@
           <w:bCs/>
           <w:spacing w:val="-2"/>
         </w:rPr>
-        <w:t>Mabe</w:t>
+        <w:t xml:space="preserve">RA </w:t>
       </w:r>
       <w:r>
         <w:rPr>
           <w:rFonts w:ascii="Arial" w:eastAsia="Arial Narrow" w:hAnsi="Arial" w:cs="Arial"/>
           <w:spacing w:val="-2"/>
         </w:rPr>
-        <w:t>.</w:t>
-      </w:r>
-      <w:r>
-        <w:rPr>
-          <w:rFonts w:ascii="Arial" w:eastAsia="Arial Narrow" w:hAnsi="Arial" w:cs="Arial"/>
-          <w:spacing w:val="-2"/>
-        </w:rPr>
-        <w:t xml:space="preserve"> </w:t>
-      </w:r>
-    </w:p>
-    <w:p>
-      <w:pPr>
-        <w:spacing w:before="120" w:line="360" w:lineRule="exact"/>
-        <w:jc w:val="both"/>
-        <w:rPr>
-          <w:rFonts w:ascii="Arial" w:eastAsia="Arial Narrow" w:hAnsi="Arial" w:cs="Arial"/>
-          <w:spacing w:val="-2"/>
-        </w:rPr>
-      </w:pPr>
-      <w:r>
-        <w:rPr>
-          <w:rFonts w:ascii="Arial" w:eastAsia="Arial Narrow" w:hAnsi="Arial" w:cs="Arial"/>
-          <w:spacing w:val="-2"/>
-        </w:rPr>
-        <w:t xml:space="preserve">El ruteador </w:t>
+        <w:t xml:space="preserve">se configuraría como </w:t>
       </w:r>
       <w:r>
         <w:rPr>
@@ -1008,7 +916,71 @@
           <w:bCs/>
           <w:spacing w:val="-2"/>
         </w:rPr>
-        <w:t>R</w:t>
+        <w:t>agente de retransmisión de DHCP</w:t>
+      </w:r>
+      <w:r>
+        <w:rPr>
+          <w:rFonts w:ascii="Arial" w:eastAsia="Arial Narrow" w:hAnsi="Arial" w:cs="Arial"/>
+          <w:spacing w:val="-2"/>
+        </w:rPr>
+        <w:t xml:space="preserve"> o como cliente.</w:t>
+      </w:r>
+    </w:p>
+    <w:p>
+      <w:pPr>
+        <w:spacing w:line="360" w:lineRule="exact"/>
+        <w:jc w:val="both"/>
+        <w:rPr>
+          <w:rFonts w:ascii="Arial" w:eastAsia="Arial Narrow" w:hAnsi="Arial" w:cs="Arial"/>
+          <w:spacing w:val="-2"/>
+        </w:rPr>
+      </w:pPr>
+    </w:p>
+    <w:p>
+      <w:pPr>
+        <w:spacing w:line="360" w:lineRule="exact"/>
+        <w:jc w:val="both"/>
+        <w:rPr>
+          <w:rFonts w:ascii="Arial" w:eastAsia="Arial Narrow" w:hAnsi="Arial" w:cs="Arial"/>
+          <w:spacing w:val="-2"/>
+        </w:rPr>
+      </w:pPr>
+    </w:p>
+    <w:p>
+      <w:pPr>
+        <w:spacing w:line="360" w:lineRule="exact"/>
+        <w:jc w:val="both"/>
+        <w:rPr>
+          <w:rFonts w:ascii="Arial" w:eastAsia="Arial Narrow" w:hAnsi="Arial" w:cs="Arial"/>
+          <w:spacing w:val="-2"/>
+        </w:rPr>
+      </w:pPr>
+    </w:p>
+    <w:p>
+      <w:pPr>
+        <w:spacing w:line="360" w:lineRule="exact"/>
+        <w:jc w:val="both"/>
+        <w:rPr>
+          <w:rFonts w:ascii="Arial" w:eastAsia="Arial Narrow" w:hAnsi="Arial" w:cs="Arial"/>
+          <w:spacing w:val="-2"/>
+        </w:rPr>
+      </w:pPr>
+    </w:p>
+    <w:p>
+      <w:pPr>
+        <w:spacing w:line="360" w:lineRule="exact"/>
+        <w:jc w:val="both"/>
+        <w:rPr>
+          <w:rFonts w:ascii="Arial" w:eastAsia="Arial Narrow" w:hAnsi="Arial" w:cs="Arial"/>
+          <w:spacing w:val="-2"/>
+        </w:rPr>
+      </w:pPr>
+      <w:r>
+        <w:rPr>
+          <w:rFonts w:ascii="Arial" w:eastAsia="Arial Narrow" w:hAnsi="Arial" w:cs="Arial"/>
+          <w:spacing w:val="-2"/>
+        </w:rPr>
+        <w:t xml:space="preserve">Nuestro trabajo es configurar los ruteadores de la empresa para asignar direcciones IP dinámicas a todos los equipos terminales en todas las subredes utilizando el servicio de </w:t>
       </w:r>
       <w:r>
         <w:rPr>
@@ -1017,394 +989,14 @@
           <w:bCs/>
           <w:spacing w:val="-2"/>
         </w:rPr>
-        <w:t>Mabe</w:t>
+        <w:t>DHCP centralizado</w:t>
       </w:r>
       <w:r>
         <w:rPr>
           <w:rFonts w:ascii="Arial" w:eastAsia="Arial Narrow" w:hAnsi="Arial" w:cs="Arial"/>
           <w:spacing w:val="-2"/>
         </w:rPr>
-        <w:t xml:space="preserve"> funcionaría como </w:t>
-      </w:r>
-      <w:r>
-        <w:rPr>
-          <w:rFonts w:ascii="Arial" w:eastAsia="Arial Narrow" w:hAnsi="Arial" w:cs="Arial"/>
-          <w:b/>
-          <w:bCs/>
-          <w:spacing w:val="-2"/>
-        </w:rPr>
-        <w:t>servidor de DCHP</w:t>
-      </w:r>
-      <w:r>
-        <w:rPr>
-          <w:rFonts w:ascii="Arial" w:eastAsia="Arial Narrow" w:hAnsi="Arial" w:cs="Arial"/>
-          <w:spacing w:val="-2"/>
-        </w:rPr>
-        <w:t xml:space="preserve"> y el ruteador </w:t>
-      </w:r>
-      <w:r>
-        <w:rPr>
-          <w:rFonts w:ascii="Arial" w:eastAsia="Arial Narrow" w:hAnsi="Arial" w:cs="Arial"/>
-          <w:b/>
-          <w:bCs/>
-          <w:spacing w:val="-2"/>
-        </w:rPr>
-        <w:t>R</w:t>
-      </w:r>
-      <w:r>
-        <w:rPr>
-          <w:rFonts w:ascii="Arial" w:eastAsia="Arial Narrow" w:hAnsi="Arial" w:cs="Arial"/>
-          <w:b/>
-          <w:bCs/>
-          <w:spacing w:val="-2"/>
-        </w:rPr>
-        <w:t xml:space="preserve">A </w:t>
-      </w:r>
-      <w:r>
-        <w:rPr>
-          <w:rFonts w:ascii="Arial" w:eastAsia="Arial Narrow" w:hAnsi="Arial" w:cs="Arial"/>
-          <w:spacing w:val="-2"/>
-        </w:rPr>
-        <w:t xml:space="preserve">se configuraría como </w:t>
-      </w:r>
-      <w:r>
-        <w:rPr>
-          <w:rFonts w:ascii="Arial" w:eastAsia="Arial Narrow" w:hAnsi="Arial" w:cs="Arial"/>
-          <w:b/>
-          <w:bCs/>
-          <w:spacing w:val="-2"/>
-        </w:rPr>
-        <w:t>agente de retransmisión de DHCP</w:t>
-      </w:r>
-      <w:r>
-        <w:rPr>
-          <w:rFonts w:ascii="Arial" w:eastAsia="Arial Narrow" w:hAnsi="Arial" w:cs="Arial"/>
-          <w:spacing w:val="-2"/>
-        </w:rPr>
-        <w:t xml:space="preserve"> o como cliente.</w:t>
-      </w:r>
-    </w:p>
-    <w:p>
-      <w:pPr>
-        <w:spacing w:line="360" w:lineRule="exact"/>
-        <w:jc w:val="both"/>
-        <w:rPr>
-          <w:rFonts w:ascii="Arial" w:eastAsia="Arial Narrow" w:hAnsi="Arial" w:cs="Arial"/>
-          <w:spacing w:val="-2"/>
-        </w:rPr>
-      </w:pPr>
-    </w:p>
-    <w:p>
-      <w:pPr>
-        <w:spacing w:line="360" w:lineRule="exact"/>
-        <w:jc w:val="both"/>
-        <w:rPr>
-          <w:rFonts w:ascii="Arial" w:eastAsia="Arial Narrow" w:hAnsi="Arial" w:cs="Arial"/>
-          <w:spacing w:val="-2"/>
-        </w:rPr>
-      </w:pPr>
-    </w:p>
-    <w:p>
-      <w:pPr>
-        <w:spacing w:line="360" w:lineRule="exact"/>
-        <w:jc w:val="both"/>
-        <w:rPr>
-          <w:rFonts w:ascii="Arial" w:eastAsia="Arial Narrow" w:hAnsi="Arial" w:cs="Arial"/>
-          <w:spacing w:val="-2"/>
-        </w:rPr>
-      </w:pPr>
-    </w:p>
-    <w:p>
-      <w:pPr>
-        <w:spacing w:line="360" w:lineRule="exact"/>
-        <w:jc w:val="both"/>
-        <w:rPr>
-          <w:rFonts w:ascii="Arial" w:eastAsia="Arial Narrow" w:hAnsi="Arial" w:cs="Arial"/>
-          <w:spacing w:val="-2"/>
-        </w:rPr>
-      </w:pPr>
-      <w:r>
-        <w:rPr>
-          <w:rFonts w:ascii="Arial" w:eastAsia="Arial Narrow" w:hAnsi="Arial" w:cs="Arial"/>
-          <w:spacing w:val="-2"/>
-        </w:rPr>
-        <w:t xml:space="preserve">Nuestro trabajo es configurar los ruteadores de la empresa para asignar direcciones IP dinámicas a todos los equipos terminales en todas las subredes utilizando el servicio de </w:t>
-      </w:r>
-      <w:r>
-        <w:rPr>
-          <w:rFonts w:ascii="Arial" w:eastAsia="Arial Narrow" w:hAnsi="Arial" w:cs="Arial"/>
-          <w:b/>
-          <w:bCs/>
-          <w:spacing w:val="-2"/>
-        </w:rPr>
-        <w:t>DHCP centralizado</w:t>
-      </w:r>
-      <w:r>
-        <w:rPr>
-          <w:rFonts w:ascii="Arial" w:eastAsia="Arial Narrow" w:hAnsi="Arial" w:cs="Arial"/>
-          <w:spacing w:val="-2"/>
-        </w:rPr>
         <w:t>.</w:t>
-      </w:r>
-    </w:p>
-    <w:p>
-      <w:pPr>
-        <w:pStyle w:val="ListParagraph"/>
-        <w:widowControl w:val="0"/>
-        <w:numPr>
-          <w:ilvl w:val="0"/>
-          <w:numId w:val="24"/>
-        </w:numPr>
-        <w:spacing w:line="360" w:lineRule="exact"/>
-        <w:ind w:right="196"/>
-        <w:contextualSpacing w:val="0"/>
-        <w:jc w:val="both"/>
-        <w:rPr>
-          <w:rFonts w:ascii="Arial" w:hAnsi="Arial" w:cs="Arial"/>
-        </w:rPr>
-      </w:pPr>
-      <w:r>
-        <w:rPr>
-          <w:rFonts w:ascii="Arial" w:hAnsi="Arial" w:cs="Arial"/>
-        </w:rPr>
-        <w:t xml:space="preserve">Configure en </w:t>
-      </w:r>
-      <w:r>
-        <w:rPr>
-          <w:rFonts w:ascii="Arial" w:hAnsi="Arial" w:cs="Arial"/>
-          <w:b/>
-          <w:bCs/>
-        </w:rPr>
-        <w:t>RA</w:t>
-      </w:r>
-      <w:r>
-        <w:rPr>
-          <w:rFonts w:ascii="Arial" w:hAnsi="Arial" w:cs="Arial"/>
-        </w:rPr>
-        <w:t xml:space="preserve"> y </w:t>
-      </w:r>
-      <w:r>
-        <w:rPr>
-          <w:rFonts w:ascii="Arial" w:hAnsi="Arial" w:cs="Arial"/>
-          <w:b/>
-          <w:bCs/>
-        </w:rPr>
-        <w:t>RMabe</w:t>
-      </w:r>
-      <w:r>
-        <w:rPr>
-          <w:rFonts w:ascii="Arial" w:hAnsi="Arial" w:cs="Arial"/>
-        </w:rPr>
-        <w:t xml:space="preserve"> OSPF.</w:t>
-      </w:r>
-    </w:p>
-    <w:p>
-      <w:pPr>
-        <w:pStyle w:val="ListParagraph"/>
-        <w:widowControl w:val="0"/>
-        <w:numPr>
-          <w:ilvl w:val="0"/>
-          <w:numId w:val="24"/>
-        </w:numPr>
-        <w:spacing w:line="360" w:lineRule="exact"/>
-        <w:ind w:right="196"/>
-        <w:contextualSpacing w:val="0"/>
-        <w:jc w:val="both"/>
-        <w:rPr>
-          <w:rFonts w:ascii="Arial" w:hAnsi="Arial" w:cs="Arial"/>
-        </w:rPr>
-      </w:pPr>
-      <w:r>
-        <w:rPr>
-          <w:rFonts w:ascii="Arial" w:hAnsi="Arial" w:cs="Arial"/>
-          <w:spacing w:val="-1"/>
-        </w:rPr>
-        <w:t xml:space="preserve">Configure </w:t>
-      </w:r>
-      <w:r>
-        <w:rPr>
-          <w:rFonts w:ascii="Arial" w:hAnsi="Arial" w:cs="Arial"/>
-          <w:b/>
-          <w:bCs/>
-          <w:spacing w:val="-1"/>
-        </w:rPr>
-        <w:t>R</w:t>
-      </w:r>
-      <w:r>
-        <w:rPr>
-          <w:rFonts w:ascii="Arial" w:hAnsi="Arial" w:cs="Arial"/>
-          <w:b/>
-          <w:bCs/>
-          <w:spacing w:val="-1"/>
-        </w:rPr>
-        <w:t>Mabe</w:t>
-      </w:r>
-      <w:r>
-        <w:rPr>
-          <w:rFonts w:ascii="Arial" w:hAnsi="Arial" w:cs="Arial"/>
-          <w:spacing w:val="-1"/>
-        </w:rPr>
-        <w:t xml:space="preserve"> como </w:t>
-      </w:r>
-      <w:r>
-        <w:rPr>
-          <w:rFonts w:ascii="Arial" w:hAnsi="Arial" w:cs="Arial"/>
-          <w:b/>
-          <w:bCs/>
-          <w:spacing w:val="-1"/>
-        </w:rPr>
-        <w:t>servidor de DHCP</w:t>
-      </w:r>
-      <w:r>
-        <w:rPr>
-          <w:rFonts w:ascii="Arial" w:hAnsi="Arial" w:cs="Arial"/>
-          <w:spacing w:val="-1"/>
-        </w:rPr>
-        <w:t>.</w:t>
-      </w:r>
-    </w:p>
-    <w:p>
-      <w:pPr>
-        <w:pStyle w:val="BodyTextL25"/>
-        <w:numPr>
-          <w:ilvl w:val="0"/>
-          <w:numId w:val="29"/>
-        </w:numPr>
-        <w:spacing w:before="0" w:after="0" w:line="360" w:lineRule="exact"/>
-        <w:jc w:val="both"/>
-        <w:rPr>
-          <w:szCs w:val="20"/>
-          <w:lang w:val="es-MX"/>
-        </w:rPr>
-      </w:pPr>
-      <w:r>
-        <w:rPr>
-          <w:szCs w:val="20"/>
-          <w:lang w:val="es-MX"/>
-        </w:rPr>
-        <w:t>Excluye la IP de los default Gateway y del servidor de Mabe.</w:t>
-      </w:r>
-    </w:p>
-    <w:p>
-      <w:pPr>
-        <w:pStyle w:val="BodyTextL25"/>
-        <w:spacing w:before="0" w:after="0" w:line="360" w:lineRule="exact"/>
-        <w:ind w:left="720"/>
-        <w:jc w:val="both"/>
-        <w:rPr>
-          <w:szCs w:val="20"/>
-          <w:lang w:val="es-MX"/>
-        </w:rPr>
-      </w:pPr>
-      <w:r>
-        <w:rPr>
-          <w:b/>
-          <w:bCs/>
-          <w:szCs w:val="20"/>
-          <w:lang w:val="es-MX"/>
-        </w:rPr>
-        <w:t>NOTA:</w:t>
-      </w:r>
-      <w:r>
-        <w:rPr>
-          <w:szCs w:val="20"/>
-          <w:lang w:val="es-MX"/>
-        </w:rPr>
-        <w:t xml:space="preserve"> La práctica recomendada indica que primero se deben configurar las direcciones excluidas, a fin de garantizar que no se arrienden accidentalmente a otros dispositivos.</w:t>
-      </w:r>
-    </w:p>
-    <w:p>
-      <w:pPr>
-        <w:pStyle w:val="BodyTextL25"/>
-        <w:numPr>
-          <w:ilvl w:val="0"/>
-          <w:numId w:val="29"/>
-        </w:numPr>
-        <w:spacing w:before="0" w:after="0" w:line="360" w:lineRule="exact"/>
-        <w:jc w:val="both"/>
-        <w:rPr>
-          <w:szCs w:val="20"/>
-          <w:lang w:val="es-MX"/>
-        </w:rPr>
-      </w:pPr>
-      <w:r>
-        <w:rPr>
-          <w:szCs w:val="20"/>
-          <w:lang w:val="es-MX"/>
-        </w:rPr>
-        <w:t xml:space="preserve">Configure un conjunto de direcciones DHCP para cada LAN de los ruteadores </w:t>
-      </w:r>
-      <w:r>
-        <w:rPr>
-          <w:b/>
-          <w:bCs/>
-          <w:szCs w:val="20"/>
-          <w:lang w:val="es-MX"/>
-        </w:rPr>
-        <w:t>RMabe</w:t>
-      </w:r>
-      <w:r>
-        <w:rPr>
-          <w:szCs w:val="20"/>
-          <w:lang w:val="es-MX"/>
-        </w:rPr>
-        <w:t xml:space="preserve"> y </w:t>
-      </w:r>
-      <w:r>
-        <w:rPr>
-          <w:b/>
-          <w:bCs/>
-          <w:szCs w:val="20"/>
-          <w:lang w:val="es-MX"/>
-        </w:rPr>
-        <w:t>R</w:t>
-      </w:r>
-      <w:r>
-        <w:rPr>
-          <w:b/>
-          <w:bCs/>
-          <w:szCs w:val="20"/>
-          <w:lang w:val="es-MX"/>
-        </w:rPr>
-        <w:t>A</w:t>
-      </w:r>
-      <w:r>
-        <w:rPr>
-          <w:szCs w:val="20"/>
-          <w:lang w:val="es-MX"/>
-        </w:rPr>
-        <w:t>. Utiliza los siguientes nombres de pools: RMabe_G0/0, RA_G0/0 y RA_G0/1</w:t>
-      </w:r>
-    </w:p>
-    <w:p>
-      <w:pPr>
-        <w:pStyle w:val="BodyTextL25"/>
-        <w:numPr>
-          <w:ilvl w:val="0"/>
-          <w:numId w:val="29"/>
-        </w:numPr>
-        <w:spacing w:before="0" w:after="0" w:line="360" w:lineRule="exact"/>
-        <w:jc w:val="both"/>
-        <w:rPr>
-          <w:szCs w:val="20"/>
-          <w:lang w:val="es-MX"/>
-        </w:rPr>
-      </w:pPr>
-      <w:r>
-        <w:rPr>
-          <w:szCs w:val="20"/>
-          <w:lang w:val="es-MX"/>
-        </w:rPr>
-        <w:t>C</w:t>
-      </w:r>
-      <w:r>
-        <w:rPr>
-          <w:rFonts w:cs="Arial"/>
-          <w:spacing w:val="-1"/>
-          <w:szCs w:val="20"/>
-          <w:lang w:val="es-MX"/>
-        </w:rPr>
-        <w:t>onfigura la IP del servidor DNS</w:t>
       </w:r>
     </w:p>
     <w:p>
@@ -1426,99 +1018,36 @@
       <w:r>
         <w:rPr>
           <w:rFonts w:ascii="Arial" w:hAnsi="Arial" w:cs="Arial"/>
-          <w:spacing w:val="-1"/>
-        </w:rPr>
-        <w:t xml:space="preserve">Configure </w:t>
-      </w:r>
+        </w:rPr>
+        <w:t>Configure la IP</w:t>
+      </w:r>
+      <w:r>
+        <w:rPr>
+          <w:rFonts w:ascii="Arial" w:hAnsi="Arial" w:cs="Arial"/>
+        </w:rPr>
+        <w:t>, máscara de subred, default Gateway y DNS</w:t>
+      </w:r>
+      <w:r>
+        <w:rPr>
+          <w:rFonts w:ascii="Arial" w:hAnsi="Arial" w:cs="Arial"/>
+        </w:rPr>
+        <w:t xml:space="preserve"> del </w:t>
+      </w:r>
+      <w:proofErr w:type="spellStart"/>
       <w:r>
         <w:rPr>
           <w:rFonts w:ascii="Arial" w:hAnsi="Arial" w:cs="Arial"/>
           <w:b/>
           <w:bCs/>
-          <w:spacing w:val="-1"/>
-        </w:rPr>
-        <w:t>R</w:t>
-      </w:r>
-      <w:r>
-        <w:rPr>
-          <w:rFonts w:ascii="Arial" w:hAnsi="Arial" w:cs="Arial"/>
-          <w:b/>
-          <w:bCs/>
-          <w:spacing w:val="-1"/>
-        </w:rPr>
-        <w:t>A</w:t>
-      </w:r>
-      <w:r>
-        <w:rPr>
-          <w:rFonts w:ascii="Arial" w:hAnsi="Arial" w:cs="Arial"/>
-          <w:spacing w:val="-1"/>
-        </w:rPr>
-        <w:t xml:space="preserve"> como </w:t>
-      </w:r>
-      <w:r>
-        <w:rPr>
-          <w:rFonts w:ascii="Arial" w:hAnsi="Arial" w:cs="Arial"/>
-          <w:b/>
-          <w:bCs/>
-          <w:spacing w:val="-1"/>
-        </w:rPr>
-        <w:t>agente de retransmisión DHCP</w:t>
-      </w:r>
-      <w:r>
-        <w:rPr>
-          <w:rFonts w:ascii="Arial" w:hAnsi="Arial" w:cs="Arial"/>
-          <w:spacing w:val="-1"/>
-        </w:rPr>
-        <w:t>.</w:t>
-      </w:r>
-      <w:r>
-        <w:t xml:space="preserve"> </w:t>
-      </w:r>
-      <w:r>
-        <w:rPr>
-          <w:rFonts w:ascii="Arial" w:hAnsi="Arial" w:cs="Arial"/>
-          <w:spacing w:val="-1"/>
-        </w:rPr>
-        <w:t>Configure la dirección IP de ayuda en R</w:t>
-      </w:r>
-      <w:r>
-        <w:rPr>
-          <w:rFonts w:ascii="Arial" w:hAnsi="Arial" w:cs="Arial"/>
-          <w:spacing w:val="-1"/>
-        </w:rPr>
-        <w:t>A</w:t>
-      </w:r>
-      <w:r>
-        <w:rPr>
-          <w:rFonts w:ascii="Arial" w:hAnsi="Arial" w:cs="Arial"/>
-          <w:spacing w:val="-1"/>
-        </w:rPr>
-        <w:t xml:space="preserve"> para que reenvíe todas las solicitudes de DHCP al servidor de DHCP en el ruteador </w:t>
-      </w:r>
-      <w:r>
-        <w:rPr>
-          <w:rFonts w:ascii="Arial" w:hAnsi="Arial" w:cs="Arial"/>
-          <w:b/>
-          <w:bCs/>
-          <w:spacing w:val="-1"/>
-        </w:rPr>
-        <w:t>R</w:t>
-      </w:r>
-      <w:r>
-        <w:rPr>
-          <w:rFonts w:ascii="Arial" w:hAnsi="Arial" w:cs="Arial"/>
-          <w:b/>
-          <w:bCs/>
-          <w:spacing w:val="-1"/>
-        </w:rPr>
-        <w:t>Mabe</w:t>
-      </w:r>
-      <w:r>
-        <w:rPr>
-          <w:rFonts w:ascii="Arial" w:hAnsi="Arial" w:cs="Arial"/>
-          <w:spacing w:val="-1"/>
-        </w:rPr>
-        <w:t>.</w:t>
+        </w:rPr>
+        <w:t>DNSServer</w:t>
+      </w:r>
+      <w:proofErr w:type="spellEnd"/>
+      <w:r>
+        <w:rPr>
+          <w:rFonts w:ascii="Arial" w:hAnsi="Arial" w:cs="Arial"/>
+        </w:rPr>
+        <w:t xml:space="preserve"> con el direccionamiento que se muestra en la topología.</w:t>
       </w:r>
     </w:p>
     <w:p>
@@ -1541,7 +1070,7 @@
         <w:rPr>
           <w:rFonts w:ascii="Arial" w:hAnsi="Arial" w:cs="Arial"/>
         </w:rPr>
-        <w:t xml:space="preserve">Configure la IP del </w:t>
+        <w:t xml:space="preserve">Habilite el servicio </w:t>
       </w:r>
       <w:r>
         <w:rPr>
@@ -1549,13 +1078,71 @@
           <w:b/>
           <w:bCs/>
         </w:rPr>
-        <w:t>DNSServer</w:t>
-      </w:r>
-      <w:r>
-        <w:rPr>
-          <w:rFonts w:ascii="Arial" w:hAnsi="Arial" w:cs="Arial"/>
-        </w:rPr>
-        <w:t xml:space="preserve"> con el direccionamiento que se muestra en la topología.</w:t>
+        <w:t>HTTP</w:t>
+      </w:r>
+      <w:r>
+        <w:rPr>
+          <w:rFonts w:ascii="Arial" w:hAnsi="Arial" w:cs="Arial"/>
+        </w:rPr>
+        <w:t xml:space="preserve"> y </w:t>
+      </w:r>
+      <w:proofErr w:type="spellStart"/>
+      <w:r>
+        <w:rPr>
+          <w:rFonts w:ascii="Arial" w:hAnsi="Arial" w:cs="Arial"/>
+          <w:b/>
+          <w:bCs/>
+        </w:rPr>
+        <w:t>HTTPs</w:t>
+      </w:r>
+      <w:proofErr w:type="spellEnd"/>
+      <w:r>
+        <w:rPr>
+          <w:rFonts w:ascii="Arial" w:hAnsi="Arial" w:cs="Arial"/>
+        </w:rPr>
+        <w:t xml:space="preserve"> en todos los servidores (</w:t>
+      </w:r>
+      <w:proofErr w:type="spellStart"/>
+      <w:r>
+        <w:rPr>
+          <w:rFonts w:ascii="Arial" w:hAnsi="Arial" w:cs="Arial"/>
+        </w:rPr>
+        <w:t>mabe</w:t>
+      </w:r>
+      <w:proofErr w:type="spellEnd"/>
+      <w:r>
+        <w:rPr>
+          <w:rFonts w:ascii="Arial" w:hAnsi="Arial" w:cs="Arial"/>
+        </w:rPr>
+        <w:t xml:space="preserve">, </w:t>
+      </w:r>
+      <w:proofErr w:type="spellStart"/>
+      <w:r>
+        <w:rPr>
+          <w:rFonts w:ascii="Arial" w:hAnsi="Arial" w:cs="Arial"/>
+        </w:rPr>
+        <w:t>youtube</w:t>
+      </w:r>
+      <w:proofErr w:type="spellEnd"/>
+      <w:r>
+        <w:rPr>
+          <w:rFonts w:ascii="Arial" w:hAnsi="Arial" w:cs="Arial"/>
+        </w:rPr>
+        <w:t xml:space="preserve"> y </w:t>
+      </w:r>
+      <w:proofErr w:type="spellStart"/>
+      <w:r>
+        <w:rPr>
+          <w:rFonts w:ascii="Arial" w:hAnsi="Arial" w:cs="Arial"/>
+        </w:rPr>
+        <w:t>dnsserver</w:t>
+      </w:r>
+      <w:proofErr w:type="spellEnd"/>
+      <w:r>
+        <w:rPr>
+          <w:rFonts w:ascii="Arial" w:hAnsi="Arial" w:cs="Arial"/>
+        </w:rPr>
+        <w:t>).</w:t>
       </w:r>
     </w:p>
     <w:p>
@@ -1578,7 +1165,7 @@
         <w:rPr>
           <w:rFonts w:ascii="Arial" w:hAnsi="Arial" w:cs="Arial"/>
         </w:rPr>
-        <w:t xml:space="preserve">Habilite el servicio </w:t>
+        <w:t xml:space="preserve">Configurar el protocolo de ruteo OSPF en el ruteador </w:t>
       </w:r>
       <w:r>
         <w:rPr>
@@ -1586,13 +1173,90 @@
           <w:b/>
           <w:bCs/>
         </w:rPr>
-        <w:t>DHCP</w:t>
-      </w:r>
-      <w:r>
-        <w:rPr>
-          <w:rFonts w:ascii="Arial" w:hAnsi="Arial" w:cs="Arial"/>
-        </w:rPr>
-        <w:t xml:space="preserve"> en todos los equipos terminales.</w:t>
+        <w:t>RA</w:t>
+      </w:r>
+      <w:r>
+        <w:rPr>
+          <w:rFonts w:ascii="Arial" w:hAnsi="Arial" w:cs="Arial"/>
+        </w:rPr>
+        <w:t>:</w:t>
+      </w:r>
+    </w:p>
+    <w:p>
+      <w:pPr>
+        <w:pStyle w:val="ListParagraph"/>
+        <w:numPr>
+          <w:ilvl w:val="0"/>
+          <w:numId w:val="27"/>
+        </w:numPr>
+        <w:spacing w:line="300" w:lineRule="exact"/>
+        <w:jc w:val="both"/>
+        <w:rPr>
+          <w:rFonts w:ascii="Arial" w:hAnsi="Arial" w:cs="Arial"/>
+        </w:rPr>
+      </w:pPr>
+      <w:r>
+        <w:rPr>
+          <w:rFonts w:ascii="Arial" w:hAnsi="Arial" w:cs="Arial"/>
+        </w:rPr>
+        <w:t>Utiliza el número de proceso de tu preferencia. NOTA: Un número entre 1 y 2</w:t>
+      </w:r>
+      <w:r>
+        <w:rPr>
+          <w:rFonts w:ascii="Arial" w:hAnsi="Arial" w:cs="Arial"/>
+          <w:vertAlign w:val="superscript"/>
+        </w:rPr>
+        <w:t>16</w:t>
+      </w:r>
+      <w:r>
+        <w:rPr>
+          <w:rFonts w:ascii="Arial" w:hAnsi="Arial" w:cs="Arial"/>
+        </w:rPr>
+        <w:t>.</w:t>
+      </w:r>
+    </w:p>
+    <w:p>
+      <w:pPr>
+        <w:pStyle w:val="ListParagraph"/>
+        <w:numPr>
+          <w:ilvl w:val="0"/>
+          <w:numId w:val="27"/>
+        </w:numPr>
+        <w:spacing w:line="300" w:lineRule="exact"/>
+        <w:jc w:val="both"/>
+        <w:rPr>
+          <w:rFonts w:ascii="Arial" w:hAnsi="Arial" w:cs="Arial"/>
+        </w:rPr>
+      </w:pPr>
+      <w:r>
+        <w:rPr>
+          <w:rFonts w:ascii="Arial" w:hAnsi="Arial" w:cs="Arial"/>
+          <w:color w:val="0D0D0D" w:themeColor="text1" w:themeTint="F2"/>
+          <w:shd w:val="clear" w:color="auto" w:fill="FFFFFF"/>
+        </w:rPr>
+        <w:t>Configurar las redes directamente conectadas.</w:t>
+      </w:r>
+    </w:p>
+    <w:p>
+      <w:pPr>
+        <w:pStyle w:val="ListParagraph"/>
+        <w:numPr>
+          <w:ilvl w:val="0"/>
+          <w:numId w:val="27"/>
+        </w:numPr>
+        <w:spacing w:line="300" w:lineRule="exact"/>
+        <w:jc w:val="both"/>
+        <w:rPr>
+          <w:rFonts w:ascii="Arial" w:hAnsi="Arial" w:cs="Arial"/>
+        </w:rPr>
+      </w:pPr>
+      <w:r>
+        <w:rPr>
+          <w:rFonts w:ascii="Arial" w:hAnsi="Arial" w:cs="Arial"/>
+          <w:color w:val="0D0D0D" w:themeColor="text1" w:themeTint="F2"/>
+          <w:shd w:val="clear" w:color="auto" w:fill="FFFFFF"/>
+        </w:rPr>
+        <w:t>Configurar las interfaces pasivas.</w:t>
       </w:r>
     </w:p>
     <w:p>
@@ -1615,21 +1279,16 @@
         <w:rPr>
           <w:rFonts w:ascii="Arial" w:hAnsi="Arial" w:cs="Arial"/>
         </w:rPr>
-        <w:t xml:space="preserve">Habilite el servicio </w:t>
-      </w:r>
+        <w:t xml:space="preserve">Configurar el protocolo de ruteo OSPF en el ruteador </w:t>
+      </w:r>
+      <w:proofErr w:type="spellStart"/>
       <w:r>
         <w:rPr>
           <w:rFonts w:ascii="Arial" w:hAnsi="Arial" w:cs="Arial"/>
           <w:b/>
           <w:bCs/>
         </w:rPr>
-        <w:t>HTTP</w:t>
-      </w:r>
-      <w:r>
-        <w:rPr>
-          <w:rFonts w:ascii="Arial" w:hAnsi="Arial" w:cs="Arial"/>
-        </w:rPr>
-        <w:t xml:space="preserve"> y </w:t>
+        <w:t>R</w:t>
       </w:r>
       <w:r>
         <w:rPr>
@@ -1637,13 +1296,131 @@
           <w:b/>
           <w:bCs/>
         </w:rPr>
-        <w:t>HTTPs</w:t>
-      </w:r>
-      <w:r>
-        <w:rPr>
-          <w:rFonts w:ascii="Arial" w:hAnsi="Arial" w:cs="Arial"/>
-        </w:rPr>
-        <w:t xml:space="preserve"> en todos los servidores.</w:t>
+        <w:t>Mabe</w:t>
+      </w:r>
+      <w:proofErr w:type="spellEnd"/>
+      <w:r>
+        <w:rPr>
+          <w:rFonts w:ascii="Arial" w:hAnsi="Arial" w:cs="Arial"/>
+        </w:rPr>
+        <w:t>:</w:t>
+      </w:r>
+    </w:p>
+    <w:p>
+      <w:pPr>
+        <w:pStyle w:val="ListParagraph"/>
+        <w:numPr>
+          <w:ilvl w:val="0"/>
+          <w:numId w:val="27"/>
+        </w:numPr>
+        <w:spacing w:line="300" w:lineRule="exact"/>
+        <w:jc w:val="both"/>
+        <w:rPr>
+          <w:rFonts w:ascii="Arial" w:hAnsi="Arial" w:cs="Arial"/>
+        </w:rPr>
+      </w:pPr>
+      <w:r>
+        <w:rPr>
+          <w:rFonts w:ascii="Arial" w:hAnsi="Arial" w:cs="Arial"/>
+        </w:rPr>
+        <w:t>Utiliza el número de proceso de tu preferencia. NOTA: Un número entre 1 y 2</w:t>
+      </w:r>
+      <w:r>
+        <w:rPr>
+          <w:rFonts w:ascii="Arial" w:hAnsi="Arial" w:cs="Arial"/>
+          <w:vertAlign w:val="superscript"/>
+        </w:rPr>
+        <w:t>16</w:t>
+      </w:r>
+      <w:r>
+        <w:rPr>
+          <w:rFonts w:ascii="Arial" w:hAnsi="Arial" w:cs="Arial"/>
+        </w:rPr>
+        <w:t>.</w:t>
+      </w:r>
+    </w:p>
+    <w:p>
+      <w:pPr>
+        <w:pStyle w:val="ListParagraph"/>
+        <w:numPr>
+          <w:ilvl w:val="0"/>
+          <w:numId w:val="27"/>
+        </w:numPr>
+        <w:spacing w:line="300" w:lineRule="exact"/>
+        <w:jc w:val="both"/>
+        <w:rPr>
+          <w:rFonts w:ascii="Arial" w:hAnsi="Arial" w:cs="Arial"/>
+        </w:rPr>
+      </w:pPr>
+      <w:r>
+        <w:rPr>
+          <w:rFonts w:ascii="Arial" w:hAnsi="Arial" w:cs="Arial"/>
+          <w:color w:val="0D0D0D" w:themeColor="text1" w:themeTint="F2"/>
+          <w:shd w:val="clear" w:color="auto" w:fill="FFFFFF"/>
+        </w:rPr>
+        <w:t>Configurar las redes directamente conectadas.</w:t>
+      </w:r>
+    </w:p>
+    <w:p>
+      <w:pPr>
+        <w:pStyle w:val="ListParagraph"/>
+        <w:numPr>
+          <w:ilvl w:val="0"/>
+          <w:numId w:val="27"/>
+        </w:numPr>
+        <w:spacing w:line="300" w:lineRule="exact"/>
+        <w:jc w:val="both"/>
+        <w:rPr>
+          <w:rFonts w:ascii="Arial" w:hAnsi="Arial" w:cs="Arial"/>
+        </w:rPr>
+      </w:pPr>
+      <w:r>
+        <w:rPr>
+          <w:rFonts w:ascii="Arial" w:hAnsi="Arial" w:cs="Arial"/>
+          <w:color w:val="0D0D0D" w:themeColor="text1" w:themeTint="F2"/>
+          <w:shd w:val="clear" w:color="auto" w:fill="FFFFFF"/>
+        </w:rPr>
+        <w:t>Configurar las interfaces pasivas.</w:t>
+      </w:r>
+    </w:p>
+    <w:p>
+      <w:pPr>
+        <w:pStyle w:val="ListParagraph"/>
+        <w:numPr>
+          <w:ilvl w:val="0"/>
+          <w:numId w:val="27"/>
+        </w:numPr>
+        <w:spacing w:line="300" w:lineRule="exact"/>
+        <w:jc w:val="both"/>
+        <w:rPr>
+          <w:rFonts w:ascii="Arial" w:hAnsi="Arial" w:cs="Arial"/>
+        </w:rPr>
+      </w:pPr>
+      <w:r>
+        <w:rPr>
+          <w:rFonts w:ascii="Arial" w:hAnsi="Arial" w:cs="Arial"/>
+          <w:color w:val="0D0D0D" w:themeColor="text1" w:themeTint="F2"/>
+          <w:shd w:val="clear" w:color="auto" w:fill="FFFFFF"/>
+        </w:rPr>
+        <w:t xml:space="preserve">Redistribuir la ruta por default hacia los </w:t>
+      </w:r>
+      <w:proofErr w:type="spellStart"/>
+      <w:r>
+        <w:rPr>
+          <w:rFonts w:ascii="Arial" w:hAnsi="Arial" w:cs="Arial"/>
+          <w:color w:val="0D0D0D" w:themeColor="text1" w:themeTint="F2"/>
+          <w:shd w:val="clear" w:color="auto" w:fill="FFFFFF"/>
+        </w:rPr>
+        <w:t>routers</w:t>
+      </w:r>
+      <w:proofErr w:type="spellEnd"/>
+      <w:r>
+        <w:rPr>
+          <w:rFonts w:ascii="Arial" w:hAnsi="Arial" w:cs="Arial"/>
+          <w:color w:val="0D0D0D" w:themeColor="text1" w:themeTint="F2"/>
+          <w:shd w:val="clear" w:color="auto" w:fill="FFFFFF"/>
+        </w:rPr>
+        <w:t xml:space="preserve"> internos de la empresa.</w:t>
       </w:r>
     </w:p>
     <w:p>
@@ -1660,22 +1437,50 @@
         <w:jc w:val="both"/>
         <w:rPr>
           <w:rFonts w:ascii="Arial" w:hAnsi="Arial" w:cs="Arial"/>
+        </w:rPr>
+      </w:pPr>
+      <w:r>
+        <w:rPr>
+          <w:rFonts w:ascii="Arial" w:hAnsi="Arial" w:cs="Arial"/>
           <w:spacing w:val="-1"/>
         </w:rPr>
-      </w:pPr>
-      <w:r>
-        <w:rPr>
-          <w:rFonts w:ascii="Arial" w:hAnsi="Arial" w:cs="Arial"/>
+        <w:t xml:space="preserve">Configure </w:t>
+      </w:r>
+      <w:proofErr w:type="spellStart"/>
+      <w:r>
+        <w:rPr>
+          <w:rFonts w:ascii="Arial" w:hAnsi="Arial" w:cs="Arial"/>
+          <w:b/>
+          <w:bCs/>
           <w:spacing w:val="-1"/>
         </w:rPr>
-        <w:t xml:space="preserve">Configurar el servidor DNS con registros para el servidor de </w:t>
-      </w:r>
-      <w:r>
-        <w:rPr>
-          <w:rFonts w:ascii="Arial" w:hAnsi="Arial" w:cs="Arial"/>
+        <w:t>R</w:t>
+      </w:r>
+      <w:r>
+        <w:rPr>
+          <w:rFonts w:ascii="Arial" w:hAnsi="Arial" w:cs="Arial"/>
+          <w:b/>
+          <w:bCs/>
           <w:spacing w:val="-1"/>
         </w:rPr>
-        <w:t>Mabe, youtube y DNS</w:t>
+        <w:t>Mabe</w:t>
+      </w:r>
+      <w:proofErr w:type="spellEnd"/>
+      <w:r>
+        <w:rPr>
+          <w:rFonts w:ascii="Arial" w:hAnsi="Arial" w:cs="Arial"/>
+          <w:spacing w:val="-1"/>
+        </w:rPr>
+        <w:t xml:space="preserve"> como </w:t>
+      </w:r>
+      <w:r>
+        <w:rPr>
+          <w:rFonts w:ascii="Arial" w:hAnsi="Arial" w:cs="Arial"/>
+          <w:b/>
+          <w:bCs/>
+          <w:spacing w:val="-1"/>
+        </w:rPr>
+        <w:t>servidor de DHCP</w:t>
       </w:r>
       <w:r>
         <w:rPr>
@@ -1687,6 +1492,1127 @@
     </w:p>
     <w:p>
       <w:pPr>
+        <w:pStyle w:val="BodyTextL25"/>
+        <w:numPr>
+          <w:ilvl w:val="0"/>
+          <w:numId w:val="29"/>
+        </w:numPr>
+        <w:spacing w:before="0" w:after="0" w:line="360" w:lineRule="exact"/>
+        <w:jc w:val="both"/>
+        <w:rPr>
+          <w:szCs w:val="20"/>
+          <w:lang w:val="es-MX"/>
+        </w:rPr>
+      </w:pPr>
+      <w:r>
+        <w:rPr>
+          <w:szCs w:val="20"/>
+          <w:lang w:val="es-MX"/>
+        </w:rPr>
+        <w:t>Excluye la IP de los default Gateway y del servidor de Mabe.</w:t>
+      </w:r>
+    </w:p>
+    <w:p>
+      <w:pPr>
+        <w:pStyle w:val="BodyTextL25"/>
+        <w:spacing w:before="0" w:after="0" w:line="360" w:lineRule="exact"/>
+        <w:ind w:left="720"/>
+        <w:jc w:val="both"/>
+        <w:rPr>
+          <w:szCs w:val="20"/>
+          <w:lang w:val="es-MX"/>
+        </w:rPr>
+      </w:pPr>
+      <w:r>
+        <w:rPr>
+          <w:b/>
+          <w:bCs/>
+          <w:szCs w:val="20"/>
+          <w:lang w:val="es-MX"/>
+        </w:rPr>
+        <w:t>NOTA:</w:t>
+      </w:r>
+      <w:r>
+        <w:rPr>
+          <w:szCs w:val="20"/>
+          <w:lang w:val="es-MX"/>
+        </w:rPr>
+        <w:t xml:space="preserve"> La práctica recomendada indica que primero se deben configurar las direcciones excluidas, a fin de garantizar que no se arrienden accidentalmente a otros dispositivos.</w:t>
+      </w:r>
+    </w:p>
+    <w:p>
+      <w:pPr>
+        <w:pStyle w:val="BodyTextL25"/>
+        <w:numPr>
+          <w:ilvl w:val="0"/>
+          <w:numId w:val="29"/>
+        </w:numPr>
+        <w:spacing w:before="0" w:after="0" w:line="360" w:lineRule="exact"/>
+        <w:jc w:val="both"/>
+        <w:rPr>
+          <w:szCs w:val="20"/>
+          <w:lang w:val="es-MX"/>
+        </w:rPr>
+      </w:pPr>
+      <w:r>
+        <w:rPr>
+          <w:szCs w:val="20"/>
+          <w:lang w:val="es-MX"/>
+        </w:rPr>
+        <w:t xml:space="preserve">Configure un conjunto de direcciones DHCP para cada LAN de los ruteadores </w:t>
+      </w:r>
+      <w:proofErr w:type="spellStart"/>
+      <w:r>
+        <w:rPr>
+          <w:b/>
+          <w:bCs/>
+          <w:szCs w:val="20"/>
+          <w:lang w:val="es-MX"/>
+        </w:rPr>
+        <w:t>RMabe</w:t>
+      </w:r>
+      <w:proofErr w:type="spellEnd"/>
+      <w:r>
+        <w:rPr>
+          <w:szCs w:val="20"/>
+          <w:lang w:val="es-MX"/>
+        </w:rPr>
+        <w:t xml:space="preserve"> y </w:t>
+      </w:r>
+      <w:r>
+        <w:rPr>
+          <w:b/>
+          <w:bCs/>
+          <w:szCs w:val="20"/>
+          <w:lang w:val="es-MX"/>
+        </w:rPr>
+        <w:t>R</w:t>
+      </w:r>
+      <w:r>
+        <w:rPr>
+          <w:b/>
+          <w:bCs/>
+          <w:szCs w:val="20"/>
+          <w:lang w:val="es-MX"/>
+        </w:rPr>
+        <w:t>A</w:t>
+      </w:r>
+      <w:r>
+        <w:rPr>
+          <w:szCs w:val="20"/>
+          <w:lang w:val="es-MX"/>
+        </w:rPr>
+        <w:t xml:space="preserve">. Utiliza los siguientes nombres de pools: </w:t>
+      </w:r>
+      <w:proofErr w:type="spellStart"/>
+      <w:r>
+        <w:rPr>
+          <w:b/>
+          <w:bCs/>
+          <w:szCs w:val="20"/>
+          <w:lang w:val="es-MX"/>
+        </w:rPr>
+        <w:t>RMabe</w:t>
+      </w:r>
+      <w:proofErr w:type="spellEnd"/>
+      <w:r>
+        <w:rPr>
+          <w:szCs w:val="20"/>
+          <w:lang w:val="es-MX"/>
+        </w:rPr>
+        <w:t xml:space="preserve">, </w:t>
+      </w:r>
+      <w:r>
+        <w:rPr>
+          <w:b/>
+          <w:bCs/>
+          <w:szCs w:val="20"/>
+          <w:lang w:val="es-MX"/>
+        </w:rPr>
+        <w:t>RA_G0/0</w:t>
+      </w:r>
+      <w:r>
+        <w:rPr>
+          <w:szCs w:val="20"/>
+          <w:lang w:val="es-MX"/>
+        </w:rPr>
+        <w:t xml:space="preserve"> y </w:t>
+      </w:r>
+      <w:r>
+        <w:rPr>
+          <w:b/>
+          <w:bCs/>
+          <w:szCs w:val="20"/>
+          <w:lang w:val="es-MX"/>
+        </w:rPr>
+        <w:t>RA_G0/1</w:t>
+      </w:r>
+    </w:p>
+    <w:p>
+      <w:pPr>
+        <w:pStyle w:val="BodyTextL25"/>
+        <w:numPr>
+          <w:ilvl w:val="0"/>
+          <w:numId w:val="29"/>
+        </w:numPr>
+        <w:spacing w:before="0" w:after="0" w:line="360" w:lineRule="exact"/>
+        <w:jc w:val="both"/>
+        <w:rPr>
+          <w:szCs w:val="20"/>
+          <w:lang w:val="es-MX"/>
+        </w:rPr>
+      </w:pPr>
+      <w:r>
+        <w:rPr>
+          <w:szCs w:val="20"/>
+          <w:lang w:val="es-MX"/>
+        </w:rPr>
+        <w:t>C</w:t>
+      </w:r>
+      <w:r>
+        <w:rPr>
+          <w:rFonts w:cs="Arial"/>
+          <w:spacing w:val="-1"/>
+          <w:szCs w:val="20"/>
+          <w:lang w:val="es-MX"/>
+        </w:rPr>
+        <w:t>onfigura la IP del servidor DNS</w:t>
+      </w:r>
+    </w:p>
+    <w:p>
+      <w:pPr>
+        <w:pStyle w:val="ListParagraph"/>
+        <w:widowControl w:val="0"/>
+        <w:numPr>
+          <w:ilvl w:val="0"/>
+          <w:numId w:val="24"/>
+        </w:numPr>
+        <w:spacing w:before="120" w:line="360" w:lineRule="exact"/>
+        <w:ind w:left="357" w:right="198" w:hanging="357"/>
+        <w:contextualSpacing w:val="0"/>
+        <w:jc w:val="both"/>
+        <w:rPr>
+          <w:rFonts w:ascii="Arial" w:hAnsi="Arial" w:cs="Arial"/>
+        </w:rPr>
+      </w:pPr>
+      <w:r>
+        <w:rPr>
+          <w:rFonts w:ascii="Arial" w:hAnsi="Arial" w:cs="Arial"/>
+          <w:spacing w:val="-1"/>
+        </w:rPr>
+        <w:t xml:space="preserve">Configure </w:t>
+      </w:r>
+      <w:r>
+        <w:rPr>
+          <w:rFonts w:ascii="Arial" w:hAnsi="Arial" w:cs="Arial"/>
+          <w:b/>
+          <w:bCs/>
+          <w:spacing w:val="-1"/>
+        </w:rPr>
+        <w:t>RA</w:t>
+      </w:r>
+      <w:r>
+        <w:rPr>
+          <w:rFonts w:ascii="Arial" w:hAnsi="Arial" w:cs="Arial"/>
+          <w:spacing w:val="-1"/>
+        </w:rPr>
+        <w:t xml:space="preserve"> como </w:t>
+      </w:r>
+      <w:r>
+        <w:rPr>
+          <w:rFonts w:ascii="Arial" w:hAnsi="Arial" w:cs="Arial"/>
+          <w:b/>
+          <w:bCs/>
+          <w:spacing w:val="-1"/>
+        </w:rPr>
+        <w:t>agente de retransmisión DHCP</w:t>
+      </w:r>
+      <w:r>
+        <w:rPr>
+          <w:rFonts w:ascii="Arial" w:hAnsi="Arial" w:cs="Arial"/>
+          <w:spacing w:val="-1"/>
+        </w:rPr>
+        <w:t>.</w:t>
+      </w:r>
+      <w:r>
+        <w:t xml:space="preserve"> </w:t>
+      </w:r>
+      <w:r>
+        <w:rPr>
+          <w:rFonts w:ascii="Arial" w:hAnsi="Arial" w:cs="Arial"/>
+          <w:spacing w:val="-1"/>
+        </w:rPr>
+        <w:t xml:space="preserve">Configure la dirección IP de ayuda en </w:t>
+      </w:r>
+      <w:r>
+        <w:rPr>
+          <w:rFonts w:ascii="Arial" w:hAnsi="Arial" w:cs="Arial"/>
+          <w:b/>
+          <w:bCs/>
+          <w:spacing w:val="-1"/>
+        </w:rPr>
+        <w:t>R</w:t>
+      </w:r>
+      <w:r>
+        <w:rPr>
+          <w:rFonts w:ascii="Arial" w:hAnsi="Arial" w:cs="Arial"/>
+          <w:b/>
+          <w:bCs/>
+          <w:spacing w:val="-1"/>
+        </w:rPr>
+        <w:t>A</w:t>
+      </w:r>
+      <w:r>
+        <w:rPr>
+          <w:rFonts w:ascii="Arial" w:hAnsi="Arial" w:cs="Arial"/>
+          <w:spacing w:val="-1"/>
+        </w:rPr>
+        <w:t xml:space="preserve"> para que reenvíe todas las solicitudes de DHCP al servidor de DHCP en el ruteador </w:t>
+      </w:r>
+      <w:proofErr w:type="spellStart"/>
+      <w:r>
+        <w:rPr>
+          <w:rFonts w:ascii="Arial" w:hAnsi="Arial" w:cs="Arial"/>
+          <w:b/>
+          <w:bCs/>
+          <w:spacing w:val="-1"/>
+        </w:rPr>
+        <w:t>RMabe</w:t>
+      </w:r>
+      <w:proofErr w:type="spellEnd"/>
+      <w:r>
+        <w:rPr>
+          <w:rFonts w:ascii="Arial" w:hAnsi="Arial" w:cs="Arial"/>
+          <w:spacing w:val="-1"/>
+        </w:rPr>
+        <w:t>.</w:t>
+      </w:r>
+    </w:p>
+    <w:p>
+      <w:pPr>
+        <w:pStyle w:val="ListParagraph"/>
+        <w:widowControl w:val="0"/>
+        <w:numPr>
+          <w:ilvl w:val="0"/>
+          <w:numId w:val="24"/>
+        </w:numPr>
+        <w:spacing w:before="120" w:line="360" w:lineRule="exact"/>
+        <w:ind w:left="357" w:right="198" w:hanging="357"/>
+        <w:contextualSpacing w:val="0"/>
+        <w:jc w:val="both"/>
+        <w:rPr>
+          <w:rFonts w:ascii="Arial" w:hAnsi="Arial" w:cs="Arial"/>
+        </w:rPr>
+      </w:pPr>
+      <w:r>
+        <w:rPr>
+          <w:rFonts w:ascii="Arial" w:hAnsi="Arial" w:cs="Arial"/>
+        </w:rPr>
+        <w:t xml:space="preserve">Habilite el servicio </w:t>
+      </w:r>
+      <w:r>
+        <w:rPr>
+          <w:rFonts w:ascii="Arial" w:hAnsi="Arial" w:cs="Arial"/>
+          <w:b/>
+          <w:bCs/>
+        </w:rPr>
+        <w:t>DHCP</w:t>
+      </w:r>
+      <w:r>
+        <w:rPr>
+          <w:rFonts w:ascii="Arial" w:hAnsi="Arial" w:cs="Arial"/>
+        </w:rPr>
+        <w:t xml:space="preserve"> en todos los equipos terminales</w:t>
+      </w:r>
+      <w:r>
+        <w:rPr>
+          <w:rFonts w:ascii="Arial" w:hAnsi="Arial" w:cs="Arial"/>
+        </w:rPr>
+        <w:t xml:space="preserve"> (PC0, Laptop0 y Laptop1)</w:t>
+      </w:r>
+      <w:r>
+        <w:rPr>
+          <w:rFonts w:ascii="Arial" w:hAnsi="Arial" w:cs="Arial"/>
+        </w:rPr>
+        <w:t>.</w:t>
+      </w:r>
+    </w:p>
+    <w:p>
+      <w:pPr>
+        <w:pStyle w:val="ListParagraph"/>
+        <w:widowControl w:val="0"/>
+        <w:numPr>
+          <w:ilvl w:val="0"/>
+          <w:numId w:val="24"/>
+        </w:numPr>
+        <w:spacing w:before="120" w:line="360" w:lineRule="exact"/>
+        <w:ind w:left="357" w:right="198" w:hanging="357"/>
+        <w:contextualSpacing w:val="0"/>
+        <w:jc w:val="both"/>
+        <w:rPr>
+          <w:rFonts w:ascii="Arial" w:hAnsi="Arial" w:cs="Arial"/>
+        </w:rPr>
+      </w:pPr>
+      <w:r>
+        <w:rPr>
+          <w:rFonts w:ascii="Arial" w:hAnsi="Arial" w:cs="Arial"/>
+        </w:rPr>
+        <w:t>Realice las siguientes pruebas de conectividad interna y externa</w:t>
+      </w:r>
+      <w:r>
+        <w:rPr>
+          <w:rFonts w:ascii="Arial" w:hAnsi="Arial" w:cs="Arial"/>
+        </w:rPr>
+        <w:t xml:space="preserve">, utilizando la </w:t>
+      </w:r>
+      <w:r>
+        <w:rPr>
+          <w:rFonts w:ascii="Arial" w:hAnsi="Arial" w:cs="Arial"/>
+          <w:b/>
+          <w:bCs/>
+        </w:rPr>
+        <w:t>dirección IP</w:t>
+      </w:r>
+      <w:r>
+        <w:rPr>
+          <w:rFonts w:ascii="Arial" w:hAnsi="Arial" w:cs="Arial"/>
+        </w:rPr>
+        <w:t>.</w:t>
+      </w:r>
+    </w:p>
+    <w:p>
+      <w:pPr>
+        <w:jc w:val="both"/>
+        <w:rPr>
+          <w:rFonts w:ascii="Arial" w:hAnsi="Arial" w:cs="Arial"/>
+          <w:b/>
+          <w:bCs/>
+        </w:rPr>
+      </w:pPr>
+    </w:p>
+    <w:tbl>
+      <w:tblPr>
+        <w:tblW w:w="0" w:type="auto"/>
+        <w:tblInd w:w="421" w:type="dxa"/>
+        <w:tblBorders>
+          <w:top w:val="single" w:sz="4" w:space="0" w:color="auto"/>
+          <w:left w:val="single" w:sz="4" w:space="0" w:color="auto"/>
+          <w:bottom w:val="single" w:sz="4" w:space="0" w:color="auto"/>
+          <w:right w:val="single" w:sz="4" w:space="0" w:color="auto"/>
+          <w:insideH w:val="single" w:sz="4" w:space="0" w:color="auto"/>
+          <w:insideV w:val="single" w:sz="4" w:space="0" w:color="auto"/>
+        </w:tblBorders>
+        <w:tblLook w:val="01E0" w:firstRow="1" w:lastRow="1" w:firstColumn="1" w:lastColumn="1" w:noHBand="0" w:noVBand="0"/>
+      </w:tblPr>
+      <w:tblGrid>
+        <w:gridCol w:w="1842"/>
+        <w:gridCol w:w="2127"/>
+        <w:gridCol w:w="2469"/>
+        <w:gridCol w:w="3059"/>
+      </w:tblGrid>
+      <w:tr>
+        <w:trPr>
+          <w:trHeight w:val="454"/>
+        </w:trPr>
+        <w:tc>
+          <w:tcPr>
+            <w:tcW w:w="1842" w:type="dxa"/>
+            <w:vAlign w:val="center"/>
+          </w:tcPr>
+          <w:p>
+            <w:pPr>
+              <w:jc w:val="center"/>
+              <w:rPr>
+                <w:rFonts w:ascii="Arial" w:hAnsi="Arial" w:cs="Arial"/>
+                <w:b/>
+                <w:color w:val="000000"/>
+              </w:rPr>
+            </w:pPr>
+            <w:r>
+              <w:rPr>
+                <w:rFonts w:ascii="Arial" w:hAnsi="Arial" w:cs="Arial"/>
+                <w:b/>
+                <w:color w:val="000000"/>
+              </w:rPr>
+              <w:t>Desde</w:t>
+            </w:r>
+          </w:p>
+        </w:tc>
+        <w:tc>
+          <w:tcPr>
+            <w:tcW w:w="2127" w:type="dxa"/>
+            <w:vAlign w:val="center"/>
+          </w:tcPr>
+          <w:p>
+            <w:pPr>
+              <w:jc w:val="center"/>
+              <w:rPr>
+                <w:rFonts w:ascii="Arial" w:hAnsi="Arial" w:cs="Arial"/>
+                <w:b/>
+                <w:color w:val="000000"/>
+              </w:rPr>
+            </w:pPr>
+            <w:r>
+              <w:rPr>
+                <w:rFonts w:ascii="Arial" w:hAnsi="Arial" w:cs="Arial"/>
+                <w:b/>
+                <w:color w:val="000000"/>
+              </w:rPr>
+              <w:t>Hacia</w:t>
+            </w:r>
+          </w:p>
+        </w:tc>
+        <w:tc>
+          <w:tcPr>
+            <w:tcW w:w="2469" w:type="dxa"/>
+            <w:vAlign w:val="center"/>
+          </w:tcPr>
+          <w:p>
+            <w:pPr>
+              <w:jc w:val="center"/>
+              <w:rPr>
+                <w:rFonts w:ascii="Arial" w:hAnsi="Arial" w:cs="Arial"/>
+                <w:b/>
+                <w:color w:val="000000"/>
+              </w:rPr>
+            </w:pPr>
+            <w:r>
+              <w:rPr>
+                <w:rFonts w:ascii="Arial" w:hAnsi="Arial" w:cs="Arial"/>
+                <w:b/>
+                <w:color w:val="000000"/>
+              </w:rPr>
+              <w:t>Dirección IP (Hacia)</w:t>
+            </w:r>
+          </w:p>
+        </w:tc>
+        <w:tc>
+          <w:tcPr>
+            <w:tcW w:w="3059" w:type="dxa"/>
+            <w:vAlign w:val="center"/>
+          </w:tcPr>
+          <w:p>
+            <w:pPr>
+              <w:jc w:val="center"/>
+              <w:rPr>
+                <w:rFonts w:ascii="Arial" w:hAnsi="Arial" w:cs="Arial"/>
+                <w:b/>
+                <w:color w:val="000000"/>
+              </w:rPr>
+            </w:pPr>
+            <w:r>
+              <w:rPr>
+                <w:rFonts w:ascii="Arial" w:hAnsi="Arial" w:cs="Arial"/>
+                <w:b/>
+                <w:color w:val="000000"/>
+              </w:rPr>
+              <w:t xml:space="preserve">Ping </w:t>
+            </w:r>
+          </w:p>
+          <w:p>
+            <w:pPr>
+              <w:jc w:val="center"/>
+              <w:rPr>
+                <w:rFonts w:ascii="Arial" w:hAnsi="Arial" w:cs="Arial"/>
+                <w:b/>
+                <w:color w:val="000000"/>
+              </w:rPr>
+            </w:pPr>
+            <w:r>
+              <w:rPr>
+                <w:rFonts w:ascii="Arial" w:hAnsi="Arial" w:cs="Arial"/>
+              </w:rPr>
+              <w:t>(</w:t>
+            </w:r>
+            <w:proofErr w:type="spellStart"/>
+            <w:r>
+              <w:rPr>
+                <w:rFonts w:ascii="Arial" w:hAnsi="Arial" w:cs="Arial"/>
+              </w:rPr>
+              <w:t>Fail</w:t>
+            </w:r>
+            <w:proofErr w:type="spellEnd"/>
+            <w:r>
+              <w:rPr>
+                <w:rFonts w:ascii="Arial" w:hAnsi="Arial" w:cs="Arial"/>
+              </w:rPr>
+              <w:t xml:space="preserve"> / </w:t>
+            </w:r>
+            <w:proofErr w:type="spellStart"/>
+            <w:r>
+              <w:rPr>
+                <w:rFonts w:ascii="Arial" w:hAnsi="Arial" w:cs="Arial"/>
+              </w:rPr>
+              <w:t>Success</w:t>
+            </w:r>
+            <w:proofErr w:type="spellEnd"/>
+            <w:r>
+              <w:rPr>
+                <w:rFonts w:ascii="Arial" w:hAnsi="Arial" w:cs="Arial"/>
+              </w:rPr>
+              <w:t>)</w:t>
+            </w:r>
+          </w:p>
+        </w:tc>
+      </w:tr>
+      <w:tr>
+        <w:trPr>
+          <w:trHeight w:val="454"/>
+        </w:trPr>
+        <w:tc>
+          <w:tcPr>
+            <w:tcW w:w="1842" w:type="dxa"/>
+            <w:vAlign w:val="center"/>
+          </w:tcPr>
+          <w:p>
+            <w:pPr>
+              <w:spacing w:line="300" w:lineRule="exact"/>
+              <w:jc w:val="center"/>
+              <w:rPr>
+                <w:rFonts w:ascii="Arial" w:hAnsi="Arial" w:cs="Arial"/>
+                <w:b/>
+                <w:bCs/>
+                <w:color w:val="000000"/>
+              </w:rPr>
+            </w:pPr>
+            <w:r>
+              <w:rPr>
+                <w:rFonts w:ascii="Arial" w:hAnsi="Arial" w:cs="Arial"/>
+                <w:b/>
+                <w:bCs/>
+                <w:color w:val="000000"/>
+              </w:rPr>
+              <w:t>PC0</w:t>
+            </w:r>
+          </w:p>
+        </w:tc>
+        <w:tc>
+          <w:tcPr>
+            <w:tcW w:w="2127" w:type="dxa"/>
+            <w:vAlign w:val="center"/>
+          </w:tcPr>
+          <w:p>
+            <w:pPr>
+              <w:spacing w:line="300" w:lineRule="exact"/>
+              <w:jc w:val="center"/>
+              <w:rPr>
+                <w:rFonts w:ascii="Arial" w:hAnsi="Arial" w:cs="Arial"/>
+                <w:b/>
+                <w:bCs/>
+                <w:color w:val="000000"/>
+              </w:rPr>
+            </w:pPr>
+            <w:r>
+              <w:rPr>
+                <w:rFonts w:ascii="Arial" w:hAnsi="Arial" w:cs="Arial"/>
+                <w:b/>
+                <w:bCs/>
+                <w:color w:val="000000"/>
+              </w:rPr>
+              <w:t>Laptop0</w:t>
+            </w:r>
+          </w:p>
+        </w:tc>
+        <w:tc>
+          <w:tcPr>
+            <w:tcW w:w="2469" w:type="dxa"/>
+            <w:vAlign w:val="center"/>
+          </w:tcPr>
+          <w:p>
+            <w:pPr>
+              <w:spacing w:line="300" w:lineRule="exact"/>
+              <w:jc w:val="center"/>
+              <w:rPr>
+                <w:rFonts w:ascii="Arial" w:hAnsi="Arial" w:cs="Arial"/>
+                <w:b/>
+                <w:bCs/>
+                <w:color w:val="FF0000"/>
+              </w:rPr>
+            </w:pPr>
+          </w:p>
+        </w:tc>
+        <w:tc>
+          <w:tcPr>
+            <w:tcW w:w="3059" w:type="dxa"/>
+            <w:vAlign w:val="center"/>
+          </w:tcPr>
+          <w:p>
+            <w:pPr>
+              <w:spacing w:line="300" w:lineRule="exact"/>
+              <w:rPr>
+                <w:rFonts w:ascii="Arial" w:hAnsi="Arial" w:cs="Arial"/>
+                <w:color w:val="FF0000"/>
+              </w:rPr>
+            </w:pPr>
+          </w:p>
+        </w:tc>
+      </w:tr>
+      <w:tr>
+        <w:trPr>
+          <w:trHeight w:val="454"/>
+        </w:trPr>
+        <w:tc>
+          <w:tcPr>
+            <w:tcW w:w="1842" w:type="dxa"/>
+            <w:vAlign w:val="center"/>
+          </w:tcPr>
+          <w:p>
+            <w:pPr>
+              <w:spacing w:line="300" w:lineRule="exact"/>
+              <w:jc w:val="center"/>
+              <w:rPr>
+                <w:rFonts w:ascii="Arial" w:hAnsi="Arial" w:cs="Arial"/>
+                <w:b/>
+                <w:bCs/>
+                <w:color w:val="000000"/>
+              </w:rPr>
+            </w:pPr>
+            <w:r>
+              <w:rPr>
+                <w:rFonts w:ascii="Arial" w:hAnsi="Arial" w:cs="Arial"/>
+                <w:b/>
+                <w:bCs/>
+                <w:color w:val="000000"/>
+              </w:rPr>
+              <w:t>PC0</w:t>
+            </w:r>
+          </w:p>
+        </w:tc>
+        <w:tc>
+          <w:tcPr>
+            <w:tcW w:w="2127" w:type="dxa"/>
+            <w:vAlign w:val="center"/>
+          </w:tcPr>
+          <w:p>
+            <w:pPr>
+              <w:spacing w:line="300" w:lineRule="exact"/>
+              <w:jc w:val="center"/>
+              <w:rPr>
+                <w:rFonts w:ascii="Arial" w:hAnsi="Arial" w:cs="Arial"/>
+                <w:b/>
+                <w:bCs/>
+                <w:color w:val="000000"/>
+              </w:rPr>
+            </w:pPr>
+            <w:r>
+              <w:rPr>
+                <w:rFonts w:ascii="Arial" w:hAnsi="Arial" w:cs="Arial"/>
+                <w:b/>
+                <w:bCs/>
+                <w:color w:val="000000"/>
+              </w:rPr>
+              <w:t>Laptop1</w:t>
+            </w:r>
+          </w:p>
+        </w:tc>
+        <w:tc>
+          <w:tcPr>
+            <w:tcW w:w="2469" w:type="dxa"/>
+            <w:vAlign w:val="center"/>
+          </w:tcPr>
+          <w:p>
+            <w:pPr>
+              <w:spacing w:line="300" w:lineRule="exact"/>
+              <w:jc w:val="center"/>
+              <w:rPr>
+                <w:rFonts w:ascii="Arial" w:hAnsi="Arial" w:cs="Arial"/>
+                <w:b/>
+                <w:bCs/>
+                <w:color w:val="FF0000"/>
+              </w:rPr>
+            </w:pPr>
+          </w:p>
+        </w:tc>
+        <w:tc>
+          <w:tcPr>
+            <w:tcW w:w="3059" w:type="dxa"/>
+            <w:vAlign w:val="center"/>
+          </w:tcPr>
+          <w:p>
+            <w:pPr>
+              <w:spacing w:line="300" w:lineRule="exact"/>
+              <w:rPr>
+                <w:rFonts w:ascii="Arial" w:hAnsi="Arial" w:cs="Arial"/>
+                <w:color w:val="FF0000"/>
+              </w:rPr>
+            </w:pPr>
+          </w:p>
+        </w:tc>
+      </w:tr>
+      <w:tr>
+        <w:trPr>
+          <w:trHeight w:val="454"/>
+        </w:trPr>
+        <w:tc>
+          <w:tcPr>
+            <w:tcW w:w="1842" w:type="dxa"/>
+            <w:vAlign w:val="center"/>
+          </w:tcPr>
+          <w:p>
+            <w:pPr>
+              <w:spacing w:line="300" w:lineRule="exact"/>
+              <w:jc w:val="center"/>
+              <w:rPr>
+                <w:rFonts w:ascii="Arial" w:hAnsi="Arial" w:cs="Arial"/>
+                <w:b/>
+                <w:bCs/>
+                <w:color w:val="000000"/>
+              </w:rPr>
+            </w:pPr>
+            <w:r>
+              <w:rPr>
+                <w:rFonts w:ascii="Arial" w:hAnsi="Arial" w:cs="Arial"/>
+                <w:b/>
+                <w:bCs/>
+                <w:color w:val="000000"/>
+              </w:rPr>
+              <w:t>Laptop1</w:t>
+            </w:r>
+          </w:p>
+        </w:tc>
+        <w:tc>
+          <w:tcPr>
+            <w:tcW w:w="2127" w:type="dxa"/>
+            <w:vAlign w:val="center"/>
+          </w:tcPr>
+          <w:p>
+            <w:pPr>
+              <w:spacing w:line="300" w:lineRule="exact"/>
+              <w:jc w:val="center"/>
+              <w:rPr>
+                <w:rFonts w:ascii="Arial" w:hAnsi="Arial" w:cs="Arial"/>
+                <w:b/>
+                <w:bCs/>
+                <w:color w:val="000000"/>
+              </w:rPr>
+            </w:pPr>
+            <w:r>
+              <w:rPr>
+                <w:rFonts w:ascii="Arial" w:hAnsi="Arial" w:cs="Arial"/>
+                <w:b/>
+                <w:bCs/>
+                <w:color w:val="000000"/>
+              </w:rPr>
+              <w:t>youtube.com</w:t>
+            </w:r>
+          </w:p>
+        </w:tc>
+        <w:tc>
+          <w:tcPr>
+            <w:tcW w:w="2469" w:type="dxa"/>
+            <w:vAlign w:val="center"/>
+          </w:tcPr>
+          <w:p>
+            <w:pPr>
+              <w:spacing w:line="300" w:lineRule="exact"/>
+              <w:jc w:val="center"/>
+              <w:rPr>
+                <w:rFonts w:ascii="Arial" w:hAnsi="Arial" w:cs="Arial"/>
+                <w:b/>
+                <w:bCs/>
+                <w:color w:val="FF0000"/>
+              </w:rPr>
+            </w:pPr>
+            <w:r>
+              <w:rPr>
+                <w:rFonts w:ascii="Arial" w:hAnsi="Arial" w:cs="Arial"/>
+                <w:b/>
+                <w:bCs/>
+                <w:color w:val="FF0000"/>
+              </w:rPr>
+              <w:t>192.178.56.110</w:t>
+            </w:r>
+          </w:p>
+        </w:tc>
+        <w:tc>
+          <w:tcPr>
+            <w:tcW w:w="3059" w:type="dxa"/>
+            <w:vAlign w:val="center"/>
+          </w:tcPr>
+          <w:p>
+            <w:pPr>
+              <w:spacing w:line="300" w:lineRule="exact"/>
+              <w:rPr>
+                <w:rFonts w:ascii="Arial" w:hAnsi="Arial" w:cs="Arial"/>
+                <w:color w:val="FF0000"/>
+              </w:rPr>
+            </w:pPr>
+          </w:p>
+        </w:tc>
+      </w:tr>
+      <w:tr>
+        <w:trPr>
+          <w:trHeight w:val="454"/>
+        </w:trPr>
+        <w:tc>
+          <w:tcPr>
+            <w:tcW w:w="1842" w:type="dxa"/>
+            <w:vAlign w:val="center"/>
+          </w:tcPr>
+          <w:p>
+            <w:pPr>
+              <w:spacing w:line="300" w:lineRule="exact"/>
+              <w:jc w:val="center"/>
+              <w:rPr>
+                <w:rFonts w:ascii="Arial" w:hAnsi="Arial" w:cs="Arial"/>
+                <w:b/>
+                <w:bCs/>
+                <w:color w:val="000000"/>
+              </w:rPr>
+            </w:pPr>
+            <w:r>
+              <w:rPr>
+                <w:rFonts w:ascii="Arial" w:hAnsi="Arial" w:cs="Arial"/>
+                <w:b/>
+                <w:bCs/>
+                <w:color w:val="000000"/>
+              </w:rPr>
+              <w:t>Laptop0</w:t>
+            </w:r>
+          </w:p>
+        </w:tc>
+        <w:tc>
+          <w:tcPr>
+            <w:tcW w:w="2127" w:type="dxa"/>
+            <w:vAlign w:val="center"/>
+          </w:tcPr>
+          <w:p>
+            <w:pPr>
+              <w:spacing w:line="300" w:lineRule="exact"/>
+              <w:jc w:val="center"/>
+              <w:rPr>
+                <w:rFonts w:ascii="Arial" w:hAnsi="Arial" w:cs="Arial"/>
+                <w:b/>
+                <w:bCs/>
+                <w:color w:val="000000"/>
+              </w:rPr>
+            </w:pPr>
+            <w:r>
+              <w:rPr>
+                <w:rFonts w:ascii="Arial" w:hAnsi="Arial" w:cs="Arial"/>
+                <w:b/>
+                <w:bCs/>
+                <w:color w:val="000000"/>
+              </w:rPr>
+              <w:t>DNSserver.com</w:t>
+            </w:r>
+          </w:p>
+        </w:tc>
+        <w:tc>
+          <w:tcPr>
+            <w:tcW w:w="2469" w:type="dxa"/>
+            <w:vAlign w:val="center"/>
+          </w:tcPr>
+          <w:p>
+            <w:pPr>
+              <w:spacing w:line="300" w:lineRule="exact"/>
+              <w:jc w:val="center"/>
+              <w:rPr>
+                <w:rFonts w:ascii="Arial" w:hAnsi="Arial" w:cs="Arial"/>
+                <w:b/>
+                <w:bCs/>
+                <w:color w:val="FF0000"/>
+              </w:rPr>
+            </w:pPr>
+            <w:r>
+              <w:rPr>
+                <w:rFonts w:ascii="Arial" w:hAnsi="Arial" w:cs="Arial"/>
+                <w:b/>
+                <w:bCs/>
+                <w:color w:val="FF0000"/>
+              </w:rPr>
+              <w:t>8.3.2.1</w:t>
+            </w:r>
+          </w:p>
+        </w:tc>
+        <w:tc>
+          <w:tcPr>
+            <w:tcW w:w="3059" w:type="dxa"/>
+            <w:vAlign w:val="center"/>
+          </w:tcPr>
+          <w:p>
+            <w:pPr>
+              <w:spacing w:line="300" w:lineRule="exact"/>
+              <w:rPr>
+                <w:rFonts w:ascii="Arial" w:hAnsi="Arial" w:cs="Arial"/>
+                <w:color w:val="FF0000"/>
+              </w:rPr>
+            </w:pPr>
+          </w:p>
+        </w:tc>
+      </w:tr>
+      <w:tr>
+        <w:trPr>
+          <w:trHeight w:val="454"/>
+        </w:trPr>
+        <w:tc>
+          <w:tcPr>
+            <w:tcW w:w="1842" w:type="dxa"/>
+            <w:vAlign w:val="center"/>
+          </w:tcPr>
+          <w:p>
+            <w:pPr>
+              <w:spacing w:line="300" w:lineRule="exact"/>
+              <w:jc w:val="center"/>
+              <w:rPr>
+                <w:rFonts w:ascii="Arial" w:hAnsi="Arial" w:cs="Arial"/>
+                <w:b/>
+                <w:bCs/>
+                <w:color w:val="000000"/>
+              </w:rPr>
+            </w:pPr>
+            <w:r>
+              <w:rPr>
+                <w:rFonts w:ascii="Arial" w:hAnsi="Arial" w:cs="Arial"/>
+                <w:b/>
+                <w:bCs/>
+                <w:color w:val="000000"/>
+              </w:rPr>
+              <w:t>DNSServer.com</w:t>
+            </w:r>
+          </w:p>
+        </w:tc>
+        <w:tc>
+          <w:tcPr>
+            <w:tcW w:w="2127" w:type="dxa"/>
+            <w:vAlign w:val="center"/>
+          </w:tcPr>
+          <w:p>
+            <w:pPr>
+              <w:spacing w:line="300" w:lineRule="exact"/>
+              <w:jc w:val="center"/>
+              <w:rPr>
+                <w:rFonts w:ascii="Arial" w:hAnsi="Arial" w:cs="Arial"/>
+                <w:b/>
+                <w:bCs/>
+                <w:color w:val="000000"/>
+              </w:rPr>
+            </w:pPr>
+            <w:r>
+              <w:rPr>
+                <w:rFonts w:ascii="Arial" w:hAnsi="Arial" w:cs="Arial"/>
+                <w:b/>
+                <w:bCs/>
+                <w:color w:val="000000"/>
+              </w:rPr>
+              <w:t>www.mabe.com</w:t>
+            </w:r>
+          </w:p>
+        </w:tc>
+        <w:tc>
+          <w:tcPr>
+            <w:tcW w:w="2469" w:type="dxa"/>
+            <w:vAlign w:val="center"/>
+          </w:tcPr>
+          <w:p>
+            <w:pPr>
+              <w:spacing w:line="300" w:lineRule="exact"/>
+              <w:jc w:val="center"/>
+              <w:rPr>
+                <w:rFonts w:ascii="Arial" w:hAnsi="Arial" w:cs="Arial"/>
+                <w:b/>
+                <w:bCs/>
+                <w:color w:val="FF0000"/>
+              </w:rPr>
+            </w:pPr>
+            <w:r>
+              <w:rPr>
+                <w:rFonts w:ascii="Arial" w:hAnsi="Arial" w:cs="Arial"/>
+                <w:b/>
+                <w:bCs/>
+                <w:color w:val="FF0000"/>
+              </w:rPr>
+              <w:t>192.6.10.131</w:t>
+            </w:r>
+          </w:p>
+        </w:tc>
+        <w:tc>
+          <w:tcPr>
+            <w:tcW w:w="3059" w:type="dxa"/>
+            <w:vAlign w:val="center"/>
+          </w:tcPr>
+          <w:p>
+            <w:pPr>
+              <w:spacing w:line="300" w:lineRule="exact"/>
+              <w:rPr>
+                <w:rFonts w:ascii="Arial" w:hAnsi="Arial" w:cs="Arial"/>
+                <w:color w:val="FF0000"/>
+              </w:rPr>
+            </w:pPr>
+          </w:p>
+        </w:tc>
+      </w:tr>
+    </w:tbl>
+    <w:p>
+      <w:pPr>
+        <w:widowControl w:val="0"/>
+        <w:spacing w:before="120" w:line="360" w:lineRule="exact"/>
+        <w:ind w:right="198"/>
+        <w:jc w:val="both"/>
+        <w:rPr>
+          <w:rFonts w:ascii="Arial" w:hAnsi="Arial" w:cs="Arial"/>
+          <w:spacing w:val="-1"/>
+        </w:rPr>
+      </w:pPr>
+    </w:p>
+    <w:p>
+      <w:pPr>
+        <w:pStyle w:val="ListParagraph"/>
+        <w:widowControl w:val="0"/>
+        <w:numPr>
+          <w:ilvl w:val="0"/>
+          <w:numId w:val="24"/>
+        </w:numPr>
+        <w:spacing w:before="120" w:line="360" w:lineRule="exact"/>
+        <w:ind w:left="357" w:right="198" w:hanging="357"/>
+        <w:contextualSpacing w:val="0"/>
+        <w:jc w:val="both"/>
+        <w:rPr>
+          <w:rFonts w:ascii="Arial" w:hAnsi="Arial" w:cs="Arial"/>
+          <w:spacing w:val="-1"/>
+        </w:rPr>
+      </w:pPr>
+      <w:r>
+        <w:rPr>
+          <w:rFonts w:ascii="Arial" w:hAnsi="Arial" w:cs="Arial"/>
+          <w:spacing w:val="-1"/>
+        </w:rPr>
+        <w:lastRenderedPageBreak/>
+        <w:t>Configur</w:t>
+      </w:r>
+      <w:r>
+        <w:rPr>
+          <w:rFonts w:ascii="Arial" w:hAnsi="Arial" w:cs="Arial"/>
+          <w:spacing w:val="-1"/>
+        </w:rPr>
+        <w:t>e</w:t>
+      </w:r>
+      <w:r>
+        <w:rPr>
+          <w:rFonts w:ascii="Arial" w:hAnsi="Arial" w:cs="Arial"/>
+          <w:spacing w:val="-1"/>
+        </w:rPr>
+        <w:t xml:space="preserve"> el servidor DNS con registros para el servidor de Mabe, </w:t>
+      </w:r>
+      <w:proofErr w:type="spellStart"/>
+      <w:r>
+        <w:rPr>
+          <w:rFonts w:ascii="Arial" w:hAnsi="Arial" w:cs="Arial"/>
+          <w:spacing w:val="-1"/>
+        </w:rPr>
+        <w:t>youtube</w:t>
+      </w:r>
+      <w:proofErr w:type="spellEnd"/>
+      <w:r>
+        <w:rPr>
+          <w:rFonts w:ascii="Arial" w:hAnsi="Arial" w:cs="Arial"/>
+          <w:spacing w:val="-1"/>
+        </w:rPr>
+        <w:t xml:space="preserve"> y DNS.</w:t>
+      </w:r>
+    </w:p>
+    <w:p>
+      <w:pPr>
         <w:pStyle w:val="SubStepAlpha"/>
         <w:spacing w:before="0" w:after="0" w:line="360" w:lineRule="exact"/>
         <w:rPr>
@@ -1701,6 +2627,7 @@
         </w:rPr>
         <w:t xml:space="preserve">Haga clic en </w:t>
       </w:r>
+      <w:proofErr w:type="spellStart"/>
       <w:r>
         <w:rPr>
           <w:rFonts w:cs="Arial"/>
@@ -1709,6 +2636,7 @@
         </w:rPr>
         <w:t>DNSServer</w:t>
       </w:r>
+      <w:proofErr w:type="spellEnd"/>
       <w:r>
         <w:rPr>
           <w:rFonts w:cs="Arial"/>
@@ -1751,6 +2679,24 @@
       <w:pPr>
         <w:pStyle w:val="SubStepAlpha"/>
         <w:spacing w:before="0" w:after="0" w:line="360" w:lineRule="exact"/>
+        <w:rPr>
+          <w:rFonts w:cs="Arial"/>
+          <w:szCs w:val="20"/>
+        </w:rPr>
+      </w:pPr>
+      <w:r>
+        <w:rPr>
+          <w:rFonts w:cs="Arial"/>
+          <w:szCs w:val="20"/>
+        </w:rPr>
+        <w:t>Active el servicio DNS.</w:t>
+      </w:r>
+    </w:p>
+    <w:p>
+      <w:pPr>
+        <w:pStyle w:val="SubStepAlpha"/>
+        <w:spacing w:before="0" w:line="360" w:lineRule="exact"/>
+        <w:ind w:left="714" w:hanging="357"/>
         <w:rPr>
           <w:rFonts w:cs="Arial"/>
           <w:szCs w:val="20"/>
@@ -1810,11 +2756,13 @@
               <w:spacing w:before="0" w:after="0" w:line="360" w:lineRule="exact"/>
               <w:rPr>
                 <w:rFonts w:cs="Arial"/>
+                <w:lang w:val="es-MX"/>
               </w:rPr>
             </w:pPr>
             <w:r>
               <w:rPr>
                 <w:rFonts w:cs="Arial"/>
+                <w:lang w:val="es-MX"/>
               </w:rPr>
               <w:t>Dirección</w:t>
             </w:r>
@@ -1832,11 +2780,13 @@
               <w:spacing w:before="0" w:after="0" w:line="360" w:lineRule="exact"/>
               <w:rPr>
                 <w:rFonts w:cs="Arial"/>
+                <w:lang w:val="es-MX"/>
               </w:rPr>
             </w:pPr>
             <w:r>
               <w:rPr>
                 <w:rFonts w:cs="Arial"/>
+                <w:lang w:val="es-MX"/>
               </w:rPr>
               <w:t>www.mabe.com</w:t>
             </w:r>
@@ -1853,8 +2803,16 @@
               <w:jc w:val="center"/>
               <w:rPr>
                 <w:rFonts w:cs="Arial"/>
+                <w:lang w:val="es-MX"/>
               </w:rPr>
             </w:pPr>
+            <w:r>
+              <w:rPr>
+                <w:rFonts w:cs="Arial"/>
+                <w:lang w:val="es-MX"/>
+              </w:rPr>
+              <w:t>192.6.10.131</w:t>
+            </w:r>
           </w:p>
         </w:tc>
       </w:tr>
@@ -1869,11 +2827,13 @@
               <w:spacing w:before="0" w:after="0" w:line="360" w:lineRule="exact"/>
               <w:rPr>
                 <w:rFonts w:cs="Arial"/>
+                <w:lang w:val="es-MX"/>
               </w:rPr>
             </w:pPr>
             <w:r>
               <w:rPr>
                 <w:rFonts w:cs="Arial"/>
+                <w:lang w:val="es-MX"/>
               </w:rPr>
               <w:t>youtube.com</w:t>
             </w:r>
@@ -1890,8 +2850,16 @@
               <w:jc w:val="center"/>
               <w:rPr>
                 <w:rFonts w:cs="Arial"/>
+                <w:lang w:val="es-MX"/>
               </w:rPr>
             </w:pPr>
+            <w:r>
+              <w:rPr>
+                <w:rFonts w:cs="Arial"/>
+                <w:lang w:val="es-MX"/>
+              </w:rPr>
+              <w:t>192.178.56.110</w:t>
+            </w:r>
           </w:p>
         </w:tc>
       </w:tr>
@@ -1906,11 +2874,13 @@
               <w:spacing w:before="0" w:after="0" w:line="360" w:lineRule="exact"/>
               <w:rPr>
                 <w:rFonts w:cs="Arial"/>
+                <w:lang w:val="es-MX"/>
               </w:rPr>
             </w:pPr>
             <w:r>
               <w:rPr>
                 <w:rFonts w:cs="Arial"/>
+                <w:lang w:val="es-MX"/>
               </w:rPr>
               <w:t>DNSServer.com</w:t>
             </w:r>
@@ -1927,8 +2897,16 @@
               <w:jc w:val="center"/>
               <w:rPr>
                 <w:rFonts w:cs="Arial"/>
+                <w:lang w:val="es-MX"/>
               </w:rPr>
             </w:pPr>
+            <w:r>
+              <w:rPr>
+                <w:rFonts w:cs="Arial"/>
+                <w:lang w:val="es-MX"/>
+              </w:rPr>
+              <w:t>8.3.2.1</w:t>
+            </w:r>
           </w:p>
         </w:tc>
       </w:tr>
@@ -1936,7 +2914,8 @@
     <w:p>
       <w:pPr>
         <w:pStyle w:val="SubStepAlpha"/>
-        <w:spacing w:before="0" w:after="0" w:line="360" w:lineRule="exact"/>
+        <w:spacing w:after="0" w:line="360" w:lineRule="exact"/>
+        <w:ind w:left="714" w:hanging="357"/>
         <w:rPr>
           <w:rFonts w:cs="Arial"/>
           <w:szCs w:val="20"/>
@@ -1949,6 +2928,7 @@
         </w:rPr>
         <w:t xml:space="preserve">Cierre la ventana </w:t>
       </w:r>
+      <w:proofErr w:type="spellStart"/>
       <w:r>
         <w:rPr>
           <w:rFonts w:cs="Arial"/>
@@ -1957,6 +2937,7 @@
         </w:rPr>
         <w:t>DNSServer</w:t>
       </w:r>
+      <w:proofErr w:type="spellEnd"/>
       <w:r>
         <w:rPr>
           <w:rFonts w:cs="Arial"/>
@@ -1964,6 +2945,14 @@
         </w:rPr>
         <w:t>.</w:t>
       </w:r>
+    </w:p>
+    <w:p>
+      <w:pPr>
+        <w:rPr>
+          <w:rFonts w:ascii="Arial" w:hAnsi="Arial" w:cs="Arial"/>
+          <w:spacing w:val="-1"/>
+        </w:rPr>
+      </w:pPr>
     </w:p>
     <w:p>
       <w:pPr>
@@ -1973,8 +2962,8 @@
           <w:ilvl w:val="0"/>
           <w:numId w:val="24"/>
         </w:numPr>
-        <w:spacing w:before="120" w:line="360" w:lineRule="exact"/>
-        <w:ind w:left="357" w:right="198" w:hanging="357"/>
+        <w:spacing w:line="360" w:lineRule="exact"/>
+        <w:ind w:right="196"/>
         <w:contextualSpacing w:val="0"/>
         <w:jc w:val="both"/>
         <w:rPr>
@@ -1987,7 +2976,53 @@
           <w:rFonts w:ascii="Arial" w:hAnsi="Arial" w:cs="Arial"/>
           <w:spacing w:val="-1"/>
         </w:rPr>
-        <w:t>Al terminar la configuración realiza las pruebas de conectividad necesarias para comprobar la conexión entre todos los dispositivos de la LAN y la conexión con el exterior. Si los pings son exitosos, tu configuración está correcta.</w:t>
+        <w:t>Reali</w:t>
+      </w:r>
+      <w:r>
+        <w:rPr>
+          <w:rFonts w:ascii="Arial" w:hAnsi="Arial" w:cs="Arial"/>
+          <w:spacing w:val="-1"/>
+        </w:rPr>
+        <w:t>ce</w:t>
+      </w:r>
+      <w:r>
+        <w:rPr>
+          <w:rFonts w:ascii="Arial" w:hAnsi="Arial" w:cs="Arial"/>
+          <w:spacing w:val="-1"/>
+        </w:rPr>
+        <w:t xml:space="preserve"> pruebas de accesos por web a los servidores de </w:t>
+      </w:r>
+      <w:proofErr w:type="spellStart"/>
+      <w:r>
+        <w:rPr>
+          <w:rFonts w:ascii="Arial" w:hAnsi="Arial" w:cs="Arial"/>
+          <w:spacing w:val="-1"/>
+        </w:rPr>
+        <w:t>mabe</w:t>
+      </w:r>
+      <w:proofErr w:type="spellEnd"/>
+      <w:r>
+        <w:rPr>
+          <w:rFonts w:ascii="Arial" w:hAnsi="Arial" w:cs="Arial"/>
+          <w:spacing w:val="-1"/>
+        </w:rPr>
+        <w:t xml:space="preserve">, </w:t>
+      </w:r>
+      <w:proofErr w:type="spellStart"/>
+      <w:r>
+        <w:rPr>
+          <w:rFonts w:ascii="Arial" w:hAnsi="Arial" w:cs="Arial"/>
+          <w:spacing w:val="-1"/>
+        </w:rPr>
+        <w:t>youtube</w:t>
+      </w:r>
+      <w:proofErr w:type="spellEnd"/>
+      <w:r>
+        <w:rPr>
+          <w:rFonts w:ascii="Arial" w:hAnsi="Arial" w:cs="Arial"/>
+          <w:spacing w:val="-1"/>
+        </w:rPr>
+        <w:t xml:space="preserve"> y DNS utilizando su nombre de dominio.</w:t>
       </w:r>
     </w:p>
     <w:p>
@@ -2006,32 +3041,10 @@
         </w:rPr>
       </w:pPr>
     </w:p>
-    <w:p>
-      <w:pPr>
-        <w:spacing w:line="360" w:lineRule="auto"/>
-        <w:jc w:val="both"/>
-        <w:rPr>
-          <w:rFonts w:ascii="Arial" w:hAnsi="Arial" w:cs="Arial"/>
-          <w:b/>
-          <w:bCs/>
-        </w:rPr>
-      </w:pPr>
-      <w:bookmarkStart w:id="0" w:name="_Hlk62116214"/>
-      <w:r>
-        <w:rPr>
-          <w:rFonts w:ascii="Helvetica" w:hAnsi="Helvetica" w:cs="Helvetica"/>
-          <w:b/>
-          <w:bCs/>
-          <w:color w:val="0D0D0D" w:themeColor="text1" w:themeTint="F2"/>
-          <w:shd w:val="clear" w:color="auto" w:fill="FFFFFF"/>
-        </w:rPr>
-        <w:t>Pruebas de conectividad interna:</w:t>
-      </w:r>
-    </w:p>
     <w:tbl>
       <w:tblPr>
         <w:tblW w:w="0" w:type="auto"/>
-        <w:tblInd w:w="61" w:type="dxa"/>
+        <w:tblInd w:w="421" w:type="dxa"/>
         <w:tblBorders>
           <w:top w:val="single" w:sz="4" w:space="0" w:color="auto"/>
           <w:left w:val="single" w:sz="4" w:space="0" w:color="auto"/>
@@ -2043,10 +3056,9 @@
         <w:tblLook w:val="01E0" w:firstRow="1" w:lastRow="1" w:firstColumn="1" w:lastColumn="1" w:noHBand="0" w:noVBand="0"/>
       </w:tblPr>
       <w:tblGrid>
-        <w:gridCol w:w="1396"/>
-        <w:gridCol w:w="1934"/>
-        <w:gridCol w:w="2905"/>
-        <w:gridCol w:w="3416"/>
+        <w:gridCol w:w="1701"/>
+        <w:gridCol w:w="2409"/>
+        <w:gridCol w:w="3828"/>
       </w:tblGrid>
       <w:tr>
         <w:trPr>
@@ -2054,7 +3066,7 @@
         </w:trPr>
         <w:tc>
           <w:tcPr>
-            <w:tcW w:w="1396" w:type="dxa"/>
+            <w:tcW w:w="1701" w:type="dxa"/>
             <w:vAlign w:val="center"/>
           </w:tcPr>
           <w:p>
@@ -2067,19 +3079,20 @@
                 <w:color w:val="000000"/>
               </w:rPr>
             </w:pPr>
+            <w:bookmarkStart w:id="0" w:name="_Hlk62116214"/>
             <w:r>
               <w:rPr>
                 <w:rFonts w:ascii="Arial" w:hAnsi="Arial" w:cs="Arial"/>
                 <w:b/>
                 <w:color w:val="000000"/>
               </w:rPr>
-              <w:t>From</w:t>
+              <w:t>Desde</w:t>
             </w:r>
           </w:p>
         </w:tc>
         <w:tc>
           <w:tcPr>
-            <w:tcW w:w="1934" w:type="dxa"/>
+            <w:tcW w:w="2409" w:type="dxa"/>
             <w:vAlign w:val="center"/>
           </w:tcPr>
           <w:p>
@@ -2098,13 +3111,13 @@
                 <w:b/>
                 <w:color w:val="000000"/>
               </w:rPr>
-              <w:t>To</w:t>
+              <w:t>Hacia</w:t>
             </w:r>
           </w:p>
         </w:tc>
         <w:tc>
           <w:tcPr>
-            <w:tcW w:w="2905" w:type="dxa"/>
+            <w:tcW w:w="3828" w:type="dxa"/>
             <w:vAlign w:val="center"/>
           </w:tcPr>
           <w:p>
@@ -2123,43 +3136,7 @@
                 <w:b/>
                 <w:color w:val="000000"/>
               </w:rPr>
-              <w:t>IP Address (To)</w:t>
-            </w:r>
-          </w:p>
-        </w:tc>
-        <w:tc>
-          <w:tcPr>
-            <w:tcW w:w="3416" w:type="dxa"/>
-            <w:vAlign w:val="center"/>
-          </w:tcPr>
-          <w:p>
-            <w:pPr>
-              <w:spacing w:line="300" w:lineRule="exact"/>
-              <w:jc w:val="center"/>
-              <w:rPr>
-                <w:rFonts w:ascii="Arial" w:hAnsi="Arial" w:cs="Arial"/>
-                <w:b/>
-                <w:color w:val="000000"/>
-                <w:lang w:val="en-US"/>
-              </w:rPr>
-            </w:pPr>
-            <w:r>
-              <w:rPr>
-                <w:rFonts w:ascii="Arial" w:hAnsi="Arial" w:cs="Arial"/>
-                <w:b/>
-                <w:color w:val="000000"/>
-                <w:lang w:val="en-US"/>
-              </w:rPr>
-              <w:t>Ping</w:t>
-            </w:r>
-            <w:r>
-              <w:rPr>
-                <w:rFonts w:ascii="Arial" w:hAnsi="Arial" w:cs="Arial"/>
-                <w:b/>
-                <w:color w:val="000000"/>
-                <w:lang w:val="en-US"/>
-              </w:rPr>
-              <w:t xml:space="preserve"> </w:t>
+              <w:t>Web Browser</w:t>
             </w:r>
           </w:p>
           <w:p>
@@ -2170,15 +3147,41 @@
                 <w:rFonts w:ascii="Arial" w:hAnsi="Arial" w:cs="Arial"/>
                 <w:b/>
                 <w:color w:val="000000"/>
-                <w:lang w:val="en-US"/>
               </w:rPr>
             </w:pPr>
             <w:r>
               <w:rPr>
                 <w:rFonts w:ascii="Arial" w:hAnsi="Arial" w:cs="Arial"/>
-                <w:lang w:val="en-US"/>
-              </w:rPr>
-              <w:t>(Fail / Success)</w:t>
+              </w:rPr>
+              <w:t>(</w:t>
+            </w:r>
+            <w:proofErr w:type="spellStart"/>
+            <w:r>
+              <w:rPr>
+                <w:rFonts w:ascii="Arial" w:hAnsi="Arial" w:cs="Arial"/>
+              </w:rPr>
+              <w:t>Fail</w:t>
+            </w:r>
+            <w:proofErr w:type="spellEnd"/>
+            <w:r>
+              <w:rPr>
+                <w:rFonts w:ascii="Arial" w:hAnsi="Arial" w:cs="Arial"/>
+              </w:rPr>
+              <w:t xml:space="preserve"> / </w:t>
+            </w:r>
+            <w:proofErr w:type="spellStart"/>
+            <w:r>
+              <w:rPr>
+                <w:rFonts w:ascii="Arial" w:hAnsi="Arial" w:cs="Arial"/>
+              </w:rPr>
+              <w:t>Success</w:t>
+            </w:r>
+            <w:proofErr w:type="spellEnd"/>
+            <w:r>
+              <w:rPr>
+                <w:rFonts w:ascii="Arial" w:hAnsi="Arial" w:cs="Arial"/>
+              </w:rPr>
+              <w:t>)</w:t>
             </w:r>
           </w:p>
         </w:tc>
@@ -2189,7 +3192,7 @@
         </w:trPr>
         <w:tc>
           <w:tcPr>
-            <w:tcW w:w="1396" w:type="dxa"/>
+            <w:tcW w:w="1701" w:type="dxa"/>
             <w:vAlign w:val="center"/>
           </w:tcPr>
           <w:p>
@@ -2210,13 +3213,13 @@
                 <w:bCs/>
                 <w:color w:val="000000"/>
               </w:rPr>
-              <w:t>PC0</w:t>
+              <w:t>Laptop0</w:t>
             </w:r>
           </w:p>
         </w:tc>
         <w:tc>
           <w:tcPr>
-            <w:tcW w:w="1934" w:type="dxa"/>
+            <w:tcW w:w="2409" w:type="dxa"/>
             <w:vAlign w:val="center"/>
           </w:tcPr>
           <w:p>
@@ -2237,39 +3240,30 @@
                 <w:bCs/>
                 <w:color w:val="000000"/>
               </w:rPr>
-              <w:t>Laptop0</w:t>
+              <w:t>y</w:t>
+            </w:r>
+            <w:r>
+              <w:rPr>
+                <w:rFonts w:ascii="Arial" w:hAnsi="Arial" w:cs="Arial"/>
+                <w:b/>
+                <w:bCs/>
+                <w:color w:val="000000"/>
+              </w:rPr>
+              <w:t>outube.com</w:t>
             </w:r>
           </w:p>
         </w:tc>
         <w:tc>
           <w:tcPr>
-            <w:tcW w:w="2905" w:type="dxa"/>
+            <w:tcW w:w="3828" w:type="dxa"/>
             <w:vAlign w:val="center"/>
           </w:tcPr>
           <w:p>
             <w:pPr>
               <w:spacing w:line="300" w:lineRule="exact"/>
-              <w:jc w:val="center"/>
-              <w:rPr>
-                <w:rFonts w:ascii="Arial" w:hAnsi="Arial" w:cs="Arial"/>
-                <w:b/>
-                <w:bCs/>
-                <w:color w:val="FF0000"/>
-              </w:rPr>
-            </w:pPr>
-          </w:p>
-        </w:tc>
-        <w:tc>
-          <w:tcPr>
-            <w:tcW w:w="3416" w:type="dxa"/>
-            <w:vAlign w:val="center"/>
-          </w:tcPr>
-          <w:p>
-            <w:pPr>
-              <w:spacing w:line="300" w:lineRule="exact"/>
-              <w:rPr>
-                <w:rFonts w:ascii="Arial" w:hAnsi="Arial" w:cs="Arial"/>
-                <w:color w:val="FF0000"/>
+              <w:rPr>
+                <w:rFonts w:ascii="Arial" w:hAnsi="Arial" w:cs="Arial"/>
+                <w:color w:val="000000" w:themeColor="text1"/>
               </w:rPr>
             </w:pPr>
           </w:p>
@@ -2281,33 +3275,7 @@
         </w:trPr>
         <w:tc>
           <w:tcPr>
-            <w:tcW w:w="1396" w:type="dxa"/>
-            <w:vAlign w:val="center"/>
-          </w:tcPr>
-          <w:p>
-            <w:pPr>
-              <w:spacing w:line="300" w:lineRule="exact"/>
-              <w:rPr>
-                <w:rFonts w:ascii="Arial" w:hAnsi="Arial" w:cs="Arial"/>
-                <w:b/>
-                <w:bCs/>
-                <w:color w:val="000000"/>
-              </w:rPr>
-            </w:pPr>
-            <w:r>
-              <w:rPr>
-                <w:rFonts w:ascii="Arial" w:hAnsi="Arial" w:cs="Arial"/>
-                <w:b/>
-                <w:bCs/>
-                <w:color w:val="000000"/>
-              </w:rPr>
-              <w:t xml:space="preserve">      PC0</w:t>
-            </w:r>
-          </w:p>
-        </w:tc>
-        <w:tc>
-          <w:tcPr>
-            <w:tcW w:w="1934" w:type="dxa"/>
+            <w:tcW w:w="1701" w:type="dxa"/>
             <w:vAlign w:val="center"/>
           </w:tcPr>
           <w:p>
@@ -2334,7 +3302,7 @@
         </w:tc>
         <w:tc>
           <w:tcPr>
-            <w:tcW w:w="2905" w:type="dxa"/>
+            <w:tcW w:w="2409" w:type="dxa"/>
             <w:vAlign w:val="center"/>
           </w:tcPr>
           <w:p>
@@ -2345,122 +3313,6 @@
                 <w:rFonts w:ascii="Arial" w:hAnsi="Arial" w:cs="Arial"/>
                 <w:b/>
                 <w:bCs/>
-                <w:color w:val="FF0000"/>
-              </w:rPr>
-            </w:pPr>
-          </w:p>
-        </w:tc>
-        <w:tc>
-          <w:tcPr>
-            <w:tcW w:w="3416" w:type="dxa"/>
-            <w:vAlign w:val="center"/>
-          </w:tcPr>
-          <w:p>
-            <w:pPr>
-              <w:spacing w:line="300" w:lineRule="exact"/>
-              <w:rPr>
-                <w:rFonts w:ascii="Arial" w:hAnsi="Arial" w:cs="Arial"/>
-                <w:color w:val="FF0000"/>
-              </w:rPr>
-            </w:pPr>
-          </w:p>
-        </w:tc>
-      </w:tr>
-    </w:tbl>
-    <w:p>
-      <w:pPr>
-        <w:spacing w:line="360" w:lineRule="auto"/>
-        <w:jc w:val="both"/>
-        <w:rPr>
-          <w:rFonts w:ascii="Arial" w:hAnsi="Arial" w:cs="Arial"/>
-        </w:rPr>
-      </w:pPr>
-    </w:p>
-    <w:p>
-      <w:pPr>
-        <w:spacing w:line="360" w:lineRule="auto"/>
-        <w:jc w:val="both"/>
-        <w:rPr>
-          <w:rFonts w:ascii="Arial" w:hAnsi="Arial" w:cs="Arial"/>
-        </w:rPr>
-      </w:pPr>
-    </w:p>
-    <w:p>
-      <w:pPr>
-        <w:spacing w:line="360" w:lineRule="auto"/>
-        <w:jc w:val="both"/>
-        <w:rPr>
-          <w:rFonts w:ascii="Arial" w:hAnsi="Arial" w:cs="Arial"/>
-          <w:b/>
-          <w:bCs/>
-        </w:rPr>
-      </w:pPr>
-      <w:r>
-        <w:rPr>
-          <w:rFonts w:ascii="Helvetica" w:hAnsi="Helvetica" w:cs="Helvetica"/>
-          <w:b/>
-          <w:bCs/>
-          <w:color w:val="0D0D0D" w:themeColor="text1" w:themeTint="F2"/>
-          <w:shd w:val="clear" w:color="auto" w:fill="FFFFFF"/>
-        </w:rPr>
-        <w:t xml:space="preserve">Pruebas de conectividad </w:t>
-      </w:r>
-      <w:r>
-        <w:rPr>
-          <w:rFonts w:ascii="Helvetica" w:hAnsi="Helvetica" w:cs="Helvetica"/>
-          <w:b/>
-          <w:bCs/>
-          <w:color w:val="0D0D0D" w:themeColor="text1" w:themeTint="F2"/>
-          <w:shd w:val="clear" w:color="auto" w:fill="FFFFFF"/>
-        </w:rPr>
-        <w:t>externa</w:t>
-      </w:r>
-      <w:r>
-        <w:rPr>
-          <w:rFonts w:ascii="Helvetica" w:hAnsi="Helvetica" w:cs="Helvetica"/>
-          <w:b/>
-          <w:bCs/>
-          <w:color w:val="0D0D0D" w:themeColor="text1" w:themeTint="F2"/>
-          <w:shd w:val="clear" w:color="auto" w:fill="FFFFFF"/>
-        </w:rPr>
-        <w:t>:</w:t>
-      </w:r>
-    </w:p>
-    <w:tbl>
-      <w:tblPr>
-        <w:tblW w:w="0" w:type="auto"/>
-        <w:tblInd w:w="61" w:type="dxa"/>
-        <w:tblBorders>
-          <w:top w:val="single" w:sz="4" w:space="0" w:color="auto"/>
-          <w:left w:val="single" w:sz="4" w:space="0" w:color="auto"/>
-          <w:bottom w:val="single" w:sz="4" w:space="0" w:color="auto"/>
-          <w:right w:val="single" w:sz="4" w:space="0" w:color="auto"/>
-          <w:insideH w:val="single" w:sz="4" w:space="0" w:color="auto"/>
-          <w:insideV w:val="single" w:sz="4" w:space="0" w:color="auto"/>
-        </w:tblBorders>
-        <w:tblLook w:val="01E0" w:firstRow="1" w:lastRow="1" w:firstColumn="1" w:lastColumn="1" w:noHBand="0" w:noVBand="0"/>
-      </w:tblPr>
-      <w:tblGrid>
-        <w:gridCol w:w="1392"/>
-        <w:gridCol w:w="1957"/>
-        <w:gridCol w:w="3403"/>
-      </w:tblGrid>
-      <w:tr>
-        <w:trPr>
-          <w:trHeight w:val="454"/>
-        </w:trPr>
-        <w:tc>
-          <w:tcPr>
-            <w:tcW w:w="1392" w:type="dxa"/>
-            <w:vAlign w:val="center"/>
-          </w:tcPr>
-          <w:p>
-            <w:pPr>
-              <w:spacing w:line="300" w:lineRule="exact"/>
-              <w:jc w:val="center"/>
-              <w:rPr>
-                <w:rFonts w:ascii="Arial" w:hAnsi="Arial" w:cs="Arial"/>
-                <w:b/>
                 <w:color w:val="000000"/>
               </w:rPr>
             </w:pPr>
@@ -2468,154 +3320,16 @@
               <w:rPr>
                 <w:rFonts w:ascii="Arial" w:hAnsi="Arial" w:cs="Arial"/>
                 <w:b/>
+                <w:bCs/>
                 <w:color w:val="000000"/>
               </w:rPr>
-              <w:t>From</w:t>
+              <w:t>DNSServer.com</w:t>
             </w:r>
           </w:p>
         </w:tc>
         <w:tc>
           <w:tcPr>
-            <w:tcW w:w="1957" w:type="dxa"/>
-            <w:vAlign w:val="center"/>
-          </w:tcPr>
-          <w:p>
-            <w:pPr>
-              <w:spacing w:line="300" w:lineRule="exact"/>
-              <w:jc w:val="center"/>
-              <w:rPr>
-                <w:rFonts w:ascii="Arial" w:hAnsi="Arial" w:cs="Arial"/>
-                <w:b/>
-                <w:color w:val="000000"/>
-              </w:rPr>
-            </w:pPr>
-            <w:r>
-              <w:rPr>
-                <w:rFonts w:ascii="Arial" w:hAnsi="Arial" w:cs="Arial"/>
-                <w:b/>
-                <w:color w:val="000000"/>
-              </w:rPr>
-              <w:t>To</w:t>
-            </w:r>
-          </w:p>
-        </w:tc>
-        <w:tc>
-          <w:tcPr>
-            <w:tcW w:w="3403" w:type="dxa"/>
-            <w:vAlign w:val="center"/>
-          </w:tcPr>
-          <w:p>
-            <w:pPr>
-              <w:spacing w:line="300" w:lineRule="exact"/>
-              <w:jc w:val="center"/>
-              <w:rPr>
-                <w:rFonts w:ascii="Arial" w:hAnsi="Arial" w:cs="Arial"/>
-                <w:b/>
-                <w:color w:val="000000"/>
-                <w:lang w:val="en-US"/>
-              </w:rPr>
-            </w:pPr>
-            <w:r>
-              <w:rPr>
-                <w:rFonts w:ascii="Arial" w:hAnsi="Arial" w:cs="Arial"/>
-                <w:b/>
-                <w:color w:val="000000"/>
-                <w:lang w:val="en-US"/>
-              </w:rPr>
-              <w:t>Web</w:t>
-            </w:r>
-            <w:r>
-              <w:rPr>
-                <w:rFonts w:ascii="Arial" w:hAnsi="Arial" w:cs="Arial"/>
-                <w:b/>
-                <w:color w:val="000000"/>
-                <w:lang w:val="en-US"/>
-              </w:rPr>
-              <w:t xml:space="preserve"> Browser</w:t>
-            </w:r>
-          </w:p>
-          <w:p>
-            <w:pPr>
-              <w:spacing w:line="300" w:lineRule="exact"/>
-              <w:jc w:val="center"/>
-              <w:rPr>
-                <w:rFonts w:ascii="Arial" w:hAnsi="Arial" w:cs="Arial"/>
-                <w:b/>
-                <w:color w:val="000000"/>
-                <w:lang w:val="en-US"/>
-              </w:rPr>
-            </w:pPr>
-            <w:r>
-              <w:rPr>
-                <w:rFonts w:ascii="Arial" w:hAnsi="Arial" w:cs="Arial"/>
-                <w:lang w:val="en-US"/>
-              </w:rPr>
-              <w:t>(Fail / Success)</w:t>
-            </w:r>
-          </w:p>
-        </w:tc>
-      </w:tr>
-      <w:tr>
-        <w:trPr>
-          <w:trHeight w:val="454"/>
-        </w:trPr>
-        <w:tc>
-          <w:tcPr>
-            <w:tcW w:w="1392" w:type="dxa"/>
-            <w:vAlign w:val="center"/>
-          </w:tcPr>
-          <w:p>
-            <w:pPr>
-              <w:spacing w:line="300" w:lineRule="exact"/>
-              <w:jc w:val="center"/>
-              <w:rPr>
-                <w:rFonts w:ascii="Arial" w:hAnsi="Arial" w:cs="Arial"/>
-                <w:b/>
-                <w:bCs/>
-                <w:color w:val="000000"/>
-              </w:rPr>
-            </w:pPr>
-            <w:r>
-              <w:rPr>
-                <w:rFonts w:ascii="Arial" w:hAnsi="Arial" w:cs="Arial"/>
-                <w:b/>
-                <w:bCs/>
-                <w:color w:val="000000"/>
-              </w:rPr>
-              <w:t>Laptop0</w:t>
-            </w:r>
-          </w:p>
-        </w:tc>
-        <w:tc>
-          <w:tcPr>
-            <w:tcW w:w="1957" w:type="dxa"/>
-            <w:vAlign w:val="center"/>
-          </w:tcPr>
-          <w:p>
-            <w:pPr>
-              <w:spacing w:line="300" w:lineRule="exact"/>
-              <w:jc w:val="center"/>
-              <w:rPr>
-                <w:rFonts w:ascii="Arial" w:hAnsi="Arial" w:cs="Arial"/>
-                <w:b/>
-                <w:bCs/>
-                <w:color w:val="000000"/>
-              </w:rPr>
-            </w:pPr>
-            <w:r>
-              <w:rPr>
-                <w:rFonts w:ascii="Arial" w:hAnsi="Arial" w:cs="Arial"/>
-                <w:b/>
-                <w:bCs/>
-                <w:color w:val="000000"/>
-              </w:rPr>
-              <w:t>Youtube.com</w:t>
-            </w:r>
-          </w:p>
-        </w:tc>
-        <w:tc>
-          <w:tcPr>
-            <w:tcW w:w="3403" w:type="dxa"/>
+            <w:tcW w:w="3828" w:type="dxa"/>
             <w:vAlign w:val="center"/>
           </w:tcPr>
           <w:p>
@@ -2635,7 +3349,7 @@
         </w:trPr>
         <w:tc>
           <w:tcPr>
-            <w:tcW w:w="1392" w:type="dxa"/>
+            <w:tcW w:w="1701" w:type="dxa"/>
             <w:vAlign w:val="center"/>
           </w:tcPr>
           <w:p>
@@ -2656,13 +3370,31 @@
                 <w:bCs/>
                 <w:color w:val="000000"/>
               </w:rPr>
-              <w:t>PC0</w:t>
+              <w:t>y</w:t>
+            </w:r>
+            <w:r>
+              <w:rPr>
+                <w:rFonts w:ascii="Arial" w:hAnsi="Arial" w:cs="Arial"/>
+                <w:b/>
+                <w:bCs/>
+                <w:color w:val="000000"/>
+              </w:rPr>
+              <w:t>outube</w:t>
+            </w:r>
+            <w:r>
+              <w:rPr>
+                <w:rFonts w:ascii="Arial" w:hAnsi="Arial" w:cs="Arial"/>
+                <w:b/>
+                <w:bCs/>
+                <w:color w:val="000000"/>
+              </w:rPr>
+              <w:t>.com</w:t>
             </w:r>
           </w:p>
         </w:tc>
         <w:tc>
           <w:tcPr>
-            <w:tcW w:w="1957" w:type="dxa"/>
+            <w:tcW w:w="2409" w:type="dxa"/>
             <w:vAlign w:val="center"/>
           </w:tcPr>
           <w:p>
@@ -2683,161 +3415,13 @@
                 <w:bCs/>
                 <w:color w:val="000000"/>
               </w:rPr>
-              <w:t>Youtube.com</w:t>
-            </w:r>
-          </w:p>
-        </w:tc>
-        <w:tc>
-          <w:tcPr>
-            <w:tcW w:w="3403" w:type="dxa"/>
-            <w:vAlign w:val="center"/>
-          </w:tcPr>
-          <w:p>
-            <w:pPr>
-              <w:spacing w:line="300" w:lineRule="exact"/>
-              <w:rPr>
-                <w:rFonts w:ascii="Arial" w:hAnsi="Arial" w:cs="Arial"/>
-                <w:color w:val="000000" w:themeColor="text1"/>
-              </w:rPr>
-            </w:pPr>
-          </w:p>
-        </w:tc>
-      </w:tr>
-      <w:tr>
-        <w:trPr>
-          <w:trHeight w:val="454"/>
-        </w:trPr>
-        <w:tc>
-          <w:tcPr>
-            <w:tcW w:w="1392" w:type="dxa"/>
-            <w:vAlign w:val="center"/>
-          </w:tcPr>
-          <w:p>
-            <w:pPr>
-              <w:spacing w:line="300" w:lineRule="exact"/>
-              <w:jc w:val="center"/>
-              <w:rPr>
-                <w:rFonts w:ascii="Arial" w:hAnsi="Arial" w:cs="Arial"/>
-                <w:b/>
-                <w:bCs/>
-                <w:color w:val="000000"/>
-              </w:rPr>
-            </w:pPr>
-            <w:r>
-              <w:rPr>
-                <w:rFonts w:ascii="Arial" w:hAnsi="Arial" w:cs="Arial"/>
-                <w:b/>
-                <w:bCs/>
-                <w:color w:val="000000"/>
-              </w:rPr>
-              <w:t>Laptop1</w:t>
-            </w:r>
-          </w:p>
-        </w:tc>
-        <w:tc>
-          <w:tcPr>
-            <w:tcW w:w="1957" w:type="dxa"/>
-            <w:vAlign w:val="center"/>
-          </w:tcPr>
-          <w:p>
-            <w:pPr>
-              <w:spacing w:line="300" w:lineRule="exact"/>
-              <w:jc w:val="center"/>
-              <w:rPr>
-                <w:rFonts w:ascii="Arial" w:hAnsi="Arial" w:cs="Arial"/>
-                <w:b/>
-                <w:bCs/>
-                <w:color w:val="000000"/>
-              </w:rPr>
-            </w:pPr>
-            <w:r>
-              <w:rPr>
-                <w:rFonts w:ascii="Arial" w:hAnsi="Arial" w:cs="Arial"/>
-                <w:b/>
-                <w:bCs/>
-                <w:color w:val="000000"/>
-              </w:rPr>
-              <w:t>DNSServer.com</w:t>
-            </w:r>
-          </w:p>
-        </w:tc>
-        <w:tc>
-          <w:tcPr>
-            <w:tcW w:w="3403" w:type="dxa"/>
-            <w:vAlign w:val="center"/>
-          </w:tcPr>
-          <w:p>
-            <w:pPr>
-              <w:spacing w:line="300" w:lineRule="exact"/>
-              <w:rPr>
-                <w:rFonts w:ascii="Arial" w:hAnsi="Arial" w:cs="Arial"/>
-                <w:color w:val="000000" w:themeColor="text1"/>
-              </w:rPr>
-            </w:pPr>
-          </w:p>
-        </w:tc>
-      </w:tr>
-      <w:tr>
-        <w:trPr>
-          <w:trHeight w:val="454"/>
-        </w:trPr>
-        <w:tc>
-          <w:tcPr>
-            <w:tcW w:w="1392" w:type="dxa"/>
-            <w:vAlign w:val="center"/>
-          </w:tcPr>
-          <w:p>
-            <w:pPr>
-              <w:spacing w:line="300" w:lineRule="exact"/>
-              <w:jc w:val="center"/>
-              <w:rPr>
-                <w:rFonts w:ascii="Arial" w:hAnsi="Arial" w:cs="Arial"/>
-                <w:b/>
-                <w:bCs/>
-                <w:color w:val="000000"/>
-              </w:rPr>
-            </w:pPr>
-            <w:r>
-              <w:rPr>
-                <w:rFonts w:ascii="Arial" w:hAnsi="Arial" w:cs="Arial"/>
-                <w:b/>
-                <w:bCs/>
-                <w:color w:val="000000"/>
-              </w:rPr>
-              <w:t>Youtube</w:t>
-            </w:r>
-          </w:p>
-        </w:tc>
-        <w:tc>
-          <w:tcPr>
-            <w:tcW w:w="1957" w:type="dxa"/>
-            <w:vAlign w:val="center"/>
-          </w:tcPr>
-          <w:p>
-            <w:pPr>
-              <w:spacing w:line="300" w:lineRule="exact"/>
-              <w:jc w:val="center"/>
-              <w:rPr>
-                <w:rFonts w:ascii="Arial" w:hAnsi="Arial" w:cs="Arial"/>
-                <w:b/>
-                <w:bCs/>
-                <w:color w:val="000000"/>
-              </w:rPr>
-            </w:pPr>
-            <w:r>
-              <w:rPr>
-                <w:rFonts w:ascii="Arial" w:hAnsi="Arial" w:cs="Arial"/>
-                <w:b/>
-                <w:bCs/>
-                <w:color w:val="000000"/>
-              </w:rPr>
               <w:t>www.mabe.com</w:t>
             </w:r>
           </w:p>
         </w:tc>
         <w:tc>
           <w:tcPr>
-            <w:tcW w:w="3403" w:type="dxa"/>
+            <w:tcW w:w="3828" w:type="dxa"/>
             <w:vAlign w:val="center"/>
           </w:tcPr>
           <w:p>
@@ -2866,7 +3450,7 @@
     <w:p/>
     <w:sectPr>
       <w:pgSz w:w="12242" w:h="15842" w:code="1"/>
-      <w:pgMar w:top="1134" w:right="1080" w:bottom="1440" w:left="1080" w:header="720" w:footer="720" w:gutter="0"/>
+      <w:pgMar w:top="1134" w:right="1080" w:bottom="1134" w:left="1080" w:header="720" w:footer="720" w:gutter="0"/>
       <w:cols w:space="720"/>
       <w:docGrid w:linePitch="272"/>
     </w:sectPr>
@@ -2875,7 +3459,7 @@
 </file>
 
 <file path=word/numbering.xml><?xml version="1.0" encoding="utf-8"?>
-<w:numbering xmlns:wpc="http://schemas.microsoft.com/office/word/2010/wordprocessingCanvas" xmlns:cx="http://schemas.microsoft.com/office/drawing/2014/chartex" xmlns:cx1="http://schemas.microsoft.com/office/drawing/2015/9/8/chartex" xmlns:cx2="http://schemas.microsoft.com/office/drawing/2015/10/21/chartex" xmlns:cx3="http://schemas.microsoft.com/office/drawing/2016/5/9/chartex" xmlns:cx4="http://schemas.microsoft.com/office/drawing/2016/5/10/chartex" xmlns:cx5="http://schemas.microsoft.com/office/drawing/2016/5/11/chartex" xmlns:cx6="http://schemas.microsoft.com/office/drawing/2016/5/12/chartex" xmlns:cx7="http://schemas.microsoft.com/office/drawing/2016/5/13/chartex" xmlns:cx8="http://schemas.microsoft.com/office/drawing/2016/5/14/chartex" xmlns:mc="http://schemas.openxmlformats.org/markup-compatibility/2006" xmlns:aink="http://schemas.microsoft.com/office/drawing/2016/ink" xmlns:am3d="http://schemas.microsoft.com/office/drawing/2017/model3d" xmlns:o="urn:schemas-microsoft-com:office:office" xmlns:oel="http://schemas.microsoft.com/office/2019/extlst" xmlns:r="http://schemas.openxmlformats.org/officeDocument/2006/relationships" xmlns:m="http://schemas.openxmlformats.org/officeDocument/2006/math" xmlns:v="urn:schemas-microsoft-com:vml" xmlns:wp14="http://schemas.microsoft.com/office/word/2010/wordprocessingDrawing" xmlns:wp="http://schemas.openxmlformats.org/drawingml/2006/wordprocessingDrawing" xmlns:w10="urn:schemas-microsoft-com:office:word" xmlns:w="http://schemas.openxmlformats.org/wordprocessingml/2006/main" xmlns:w14="http://schemas.microsoft.com/office/word/2010/wordml" xmlns:w15="http://schemas.microsoft.com/office/word/2012/wordml" xmlns:w16cex="http://schemas.microsoft.com/office/word/2018/wordml/cex" xmlns:w16cid="http://schemas.microsoft.com/office/word/2016/wordml/cid" xmlns:w16="http://schemas.microsoft.com/office/word/2018/wordml" xmlns:w16sdtdh="http://schemas.microsoft.com/office/word/2020/wordml/sdtdatahash" xmlns:w16se="http://schemas.microsoft.com/office/word/2015/wordml/symex" xmlns:wpg="http://schemas.microsoft.com/office/word/2010/wordprocessingGroup" xmlns:wpi="http://schemas.microsoft.com/office/word/2010/wordprocessingInk" xmlns:wne="http://schemas.microsoft.com/office/word/2006/wordml" xmlns:wps="http://schemas.microsoft.com/office/word/2010/wordprocessingShape" mc:Ignorable="w14 w15 w16se w16cid w16 w16cex w16sdtdh wp14">
+<w:numbering xmlns:wpc="http://schemas.microsoft.com/office/word/2010/wordprocessingCanvas" xmlns:cx="http://schemas.microsoft.com/office/drawing/2014/chartex" xmlns:cx1="http://schemas.microsoft.com/office/drawing/2015/9/8/chartex" xmlns:cx2="http://schemas.microsoft.com/office/drawing/2015/10/21/chartex" xmlns:cx3="http://schemas.microsoft.com/office/drawing/2016/5/9/chartex" xmlns:cx4="http://schemas.microsoft.com/office/drawing/2016/5/10/chartex" xmlns:cx5="http://schemas.microsoft.com/office/drawing/2016/5/11/chartex" xmlns:cx6="http://schemas.microsoft.com/office/drawing/2016/5/12/chartex" xmlns:cx7="http://schemas.microsoft.com/office/drawing/2016/5/13/chartex" xmlns:cx8="http://schemas.microsoft.com/office/drawing/2016/5/14/chartex" xmlns:mc="http://schemas.openxmlformats.org/markup-compatibility/2006" xmlns:aink="http://schemas.microsoft.com/office/drawing/2016/ink" xmlns:am3d="http://schemas.microsoft.com/office/drawing/2017/model3d" xmlns:o="urn:schemas-microsoft-com:office:office" xmlns:oel="http://schemas.microsoft.com/office/2019/extlst" xmlns:r="http://schemas.openxmlformats.org/officeDocument/2006/relationships" xmlns:m="http://schemas.openxmlformats.org/officeDocument/2006/math" xmlns:v="urn:schemas-microsoft-com:vml" xmlns:wp14="http://schemas.microsoft.com/office/word/2010/wordprocessingDrawing" xmlns:wp="http://schemas.openxmlformats.org/drawingml/2006/wordprocessingDrawing" xmlns:w10="urn:schemas-microsoft-com:office:word" xmlns:w="http://schemas.openxmlformats.org/wordprocessingml/2006/main" xmlns:w14="http://schemas.microsoft.com/office/word/2010/wordml" xmlns:w15="http://schemas.microsoft.com/office/word/2012/wordml" xmlns:w16cex="http://schemas.microsoft.com/office/word/2018/wordml/cex" xmlns:w16cid="http://schemas.microsoft.com/office/word/2016/wordml/cid" xmlns:w16="http://schemas.microsoft.com/office/word/2018/wordml" xmlns:w16du="http://schemas.microsoft.com/office/word/2023/wordml/word16du" xmlns:w16sdtdh="http://schemas.microsoft.com/office/word/2020/wordml/sdtdatahash" xmlns:w16sdtfl="http://schemas.microsoft.com/office/word/2024/wordml/sdtformatlock" xmlns:w16se="http://schemas.microsoft.com/office/word/2015/wordml/symex" xmlns:wpg="http://schemas.microsoft.com/office/word/2010/wordprocessingGroup" xmlns:wpi="http://schemas.microsoft.com/office/word/2010/wordprocessingInk" xmlns:wne="http://schemas.microsoft.com/office/word/2006/wordml" xmlns:wps="http://schemas.microsoft.com/office/word/2010/wordprocessingShape" mc:Ignorable="w14 w15 w16se w16cid w16 w16cex w16sdtdh w16sdtfl w16du wp14">
   <w:abstractNum w:abstractNumId="0" w15:restartNumberingAfterBreak="0">
     <w:nsid w:val="0AD70688"/>
     <w:multiLevelType w:val="hybridMultilevel"/>
@@ -5801,7 +6385,7 @@
 </file>
 
 <file path=word/styles.xml><?xml version="1.0" encoding="utf-8"?>
-<w:styles xmlns:mc="http://schemas.openxmlformats.org/markup-compatibility/2006" xmlns:r="http://schemas.openxmlformats.org/officeDocument/2006/relationships" xmlns:w="http://schemas.openxmlformats.org/wordprocessingml/2006/main" xmlns:w14="http://schemas.microsoft.com/office/word/2010/wordml" xmlns:w15="http://schemas.microsoft.com/office/word/2012/wordml" xmlns:w16cex="http://schemas.microsoft.com/office/word/2018/wordml/cex" xmlns:w16cid="http://schemas.microsoft.com/office/word/2016/wordml/cid" xmlns:w16="http://schemas.microsoft.com/office/word/2018/wordml" xmlns:w16sdtdh="http://schemas.microsoft.com/office/word/2020/wordml/sdtdatahash" xmlns:w16se="http://schemas.microsoft.com/office/word/2015/wordml/symex" mc:Ignorable="w14 w15 w16se w16cid w16 w16cex w16sdtdh">
+<w:styles xmlns:mc="http://schemas.openxmlformats.org/markup-compatibility/2006" xmlns:r="http://schemas.openxmlformats.org/officeDocument/2006/relationships" xmlns:w="http://schemas.openxmlformats.org/wordprocessingml/2006/main" xmlns:w14="http://schemas.microsoft.com/office/word/2010/wordml" xmlns:w15="http://schemas.microsoft.com/office/word/2012/wordml" xmlns:w16cex="http://schemas.microsoft.com/office/word/2018/wordml/cex" xmlns:w16cid="http://schemas.microsoft.com/office/word/2016/wordml/cid" xmlns:w16="http://schemas.microsoft.com/office/word/2018/wordml" xmlns:w16du="http://schemas.microsoft.com/office/word/2023/wordml/word16du" xmlns:w16sdtdh="http://schemas.microsoft.com/office/word/2020/wordml/sdtdatahash" xmlns:w16sdtfl="http://schemas.microsoft.com/office/word/2024/wordml/sdtformatlock" xmlns:w16se="http://schemas.microsoft.com/office/word/2015/wordml/symex" mc:Ignorable="w14 w15 w16se w16cid w16 w16cex w16sdtdh w16sdtfl w16du">
   <w:docDefaults>
     <w:rPrDefault>
       <w:rPr>
@@ -5991,7 +6575,7 @@
     <w:lsdException w:name="Medium Shading 2 Accent 1" w:uiPriority="64"/>
     <w:lsdException w:name="Medium List 1 Accent 1" w:uiPriority="65"/>
     <w:lsdException w:name="Revision" w:semiHidden="1"/>
-    <w:lsdException w:name="List Paragraph" w:uiPriority="34" w:qFormat="1"/>
+    <w:lsdException w:name="List Paragraph" w:uiPriority="1" w:qFormat="1"/>
     <w:lsdException w:name="Quote" w:uiPriority="29" w:qFormat="1"/>
     <w:lsdException w:name="Intense Quote" w:uiPriority="30" w:qFormat="1"/>
     <w:lsdException w:name="Medium List 2 Accent 1" w:uiPriority="66"/>
@@ -6193,7 +6777,7 @@
     <w:name w:val="Normal"/>
     <w:qFormat/>
     <w:rPr>
-      <w:lang w:val="es-ES" w:eastAsia="es-ES"/>
+      <w:lang w:eastAsia="es-ES"/>
     </w:rPr>
   </w:style>
   <w:style w:type="paragraph" w:styleId="Heading1">
@@ -6403,7 +6987,7 @@
   <w:style w:type="paragraph" w:styleId="ListParagraph">
     <w:name w:val="List Paragraph"/>
     <w:basedOn w:val="Normal"/>
-    <w:uiPriority w:val="34"/>
+    <w:uiPriority w:val="1"/>
     <w:qFormat/>
     <w:rsid w:val="005434F3"/>
     <w:pPr>
@@ -6467,7 +7051,7 @@
     <w:rPr>
       <w:sz w:val="24"/>
       <w:szCs w:val="24"/>
-      <w:lang w:val="es-MX" w:eastAsia="es-MX"/>
+      <w:lang w:eastAsia="es-MX"/>
     </w:rPr>
   </w:style>
   <w:style w:type="character" w:customStyle="1" w:styleId="instructurefileholder">

--- a/Calendario2025/Actividades/A6_DHCP/v1/Actividad6.docx
+++ b/Calendario2025/Actividades/A6_DHCP/v1/Actividad6.docx
@@ -231,16 +231,16 @@
         <w:rPr>
           <w:rFonts w:ascii="Arial" w:hAnsi="Arial" w:cs="Arial"/>
           <w:b/>
-          <w:sz w:val="28"/>
-          <w:szCs w:val="28"/>
+          <w:sz w:val="26"/>
+          <w:szCs w:val="26"/>
         </w:rPr>
       </w:pPr>
       <w:r>
         <w:rPr>
           <w:rFonts w:ascii="Arial" w:hAnsi="Arial" w:cs="Arial"/>
           <w:b/>
-          <w:sz w:val="28"/>
-          <w:szCs w:val="28"/>
+          <w:sz w:val="26"/>
+          <w:szCs w:val="26"/>
         </w:rPr>
         <w:t xml:space="preserve">Actividad individual </w:t>
       </w:r>
@@ -248,8 +248,8 @@
         <w:rPr>
           <w:rFonts w:ascii="Arial" w:hAnsi="Arial" w:cs="Arial"/>
           <w:b/>
-          <w:sz w:val="28"/>
-          <w:szCs w:val="28"/>
+          <w:sz w:val="26"/>
+          <w:szCs w:val="26"/>
         </w:rPr>
         <w:t>6</w:t>
       </w:r>
@@ -257,8 +257,8 @@
         <w:rPr>
           <w:rFonts w:ascii="Arial" w:hAnsi="Arial" w:cs="Arial"/>
           <w:b/>
-          <w:sz w:val="28"/>
-          <w:szCs w:val="28"/>
+          <w:sz w:val="26"/>
+          <w:szCs w:val="26"/>
         </w:rPr>
         <w:t>.</w:t>
       </w:r>
@@ -266,8 +266,8 @@
         <w:rPr>
           <w:rFonts w:ascii="Arial" w:hAnsi="Arial" w:cs="Arial"/>
           <w:b/>
-          <w:sz w:val="28"/>
-          <w:szCs w:val="28"/>
+          <w:sz w:val="26"/>
+          <w:szCs w:val="26"/>
         </w:rPr>
         <w:t xml:space="preserve"> </w:t>
       </w:r>
@@ -275,8 +275,8 @@
         <w:rPr>
           <w:rFonts w:ascii="Arial" w:hAnsi="Arial" w:cs="Arial"/>
           <w:b/>
-          <w:sz w:val="28"/>
-          <w:szCs w:val="28"/>
+          <w:sz w:val="26"/>
+          <w:szCs w:val="26"/>
         </w:rPr>
         <w:t>“</w:t>
       </w:r>
@@ -284,8 +284,8 @@
         <w:rPr>
           <w:rFonts w:ascii="Arial" w:hAnsi="Arial" w:cs="Arial"/>
           <w:b/>
-          <w:sz w:val="28"/>
-          <w:szCs w:val="28"/>
+          <w:sz w:val="26"/>
+          <w:szCs w:val="26"/>
         </w:rPr>
         <w:t xml:space="preserve">Configuración de </w:t>
       </w:r>
@@ -293,8 +293,8 @@
         <w:rPr>
           <w:rFonts w:ascii="Arial" w:hAnsi="Arial" w:cs="Arial"/>
           <w:b/>
-          <w:sz w:val="28"/>
-          <w:szCs w:val="28"/>
+          <w:sz w:val="26"/>
+          <w:szCs w:val="26"/>
         </w:rPr>
         <w:t>DHCP centralizado</w:t>
       </w:r>
@@ -302,8 +302,17 @@
         <w:rPr>
           <w:rFonts w:ascii="Arial" w:hAnsi="Arial" w:cs="Arial"/>
           <w:b/>
-          <w:sz w:val="28"/>
-          <w:szCs w:val="28"/>
+          <w:sz w:val="26"/>
+          <w:szCs w:val="26"/>
+        </w:rPr>
+        <w:t>, OSPF</w:t>
+      </w:r>
+      <w:r>
+        <w:rPr>
+          <w:rFonts w:ascii="Arial" w:hAnsi="Arial" w:cs="Arial"/>
+          <w:b/>
+          <w:sz w:val="26"/>
+          <w:szCs w:val="26"/>
         </w:rPr>
         <w:t xml:space="preserve"> y DNS</w:t>
       </w:r>
@@ -311,8 +320,8 @@
         <w:rPr>
           <w:rFonts w:ascii="Arial" w:hAnsi="Arial" w:cs="Arial"/>
           <w:b/>
-          <w:sz w:val="28"/>
-          <w:szCs w:val="28"/>
+          <w:sz w:val="26"/>
+          <w:szCs w:val="26"/>
         </w:rPr>
         <w:t>”</w:t>
       </w:r>
@@ -750,7 +759,7 @@
     <w:p/>
     <w:p>
       <w:pPr>
-        <w:spacing w:before="120" w:line="360" w:lineRule="exact"/>
+        <w:spacing w:line="360" w:lineRule="exact"/>
         <w:jc w:val="both"/>
         <w:rPr>
           <w:rFonts w:ascii="Arial" w:eastAsia="Arial Narrow" w:hAnsi="Arial" w:cs="Arial"/>
@@ -980,6 +989,7 @@
           <w:rFonts w:ascii="Arial" w:eastAsia="Arial Narrow" w:hAnsi="Arial" w:cs="Arial"/>
           <w:spacing w:val="-2"/>
         </w:rPr>
+        <w:lastRenderedPageBreak/>
         <w:t xml:space="preserve">Nuestro trabajo es configurar los ruteadores de la empresa para asignar direcciones IP dinámicas a todos los equipos terminales en todas las subredes utilizando el servicio de </w:t>
       </w:r>
       <w:r>
@@ -1025,30 +1035,92 @@
         <w:rPr>
           <w:rFonts w:ascii="Arial" w:hAnsi="Arial" w:cs="Arial"/>
         </w:rPr>
-        <w:t>, máscara de subred, default Gateway y DNS</w:t>
-      </w:r>
-      <w:r>
-        <w:rPr>
-          <w:rFonts w:ascii="Arial" w:hAnsi="Arial" w:cs="Arial"/>
-        </w:rPr>
-        <w:t xml:space="preserve"> del </w:t>
+        <w:t>, máscara de subred, default</w:t>
+      </w:r>
+      <w:r>
+        <w:rPr>
+          <w:rFonts w:ascii="Arial" w:hAnsi="Arial" w:cs="Arial"/>
+        </w:rPr>
+        <w:t>-</w:t>
       </w:r>
       <w:proofErr w:type="spellStart"/>
+      <w:r>
+        <w:rPr>
+          <w:rFonts w:ascii="Arial" w:hAnsi="Arial" w:cs="Arial"/>
+        </w:rPr>
+        <w:t>g</w:t>
+      </w:r>
+      <w:r>
+        <w:rPr>
+          <w:rFonts w:ascii="Arial" w:hAnsi="Arial" w:cs="Arial"/>
+        </w:rPr>
+        <w:t>ateway</w:t>
+      </w:r>
+      <w:proofErr w:type="spellEnd"/>
+      <w:r>
+        <w:rPr>
+          <w:rFonts w:ascii="Arial" w:hAnsi="Arial" w:cs="Arial"/>
+        </w:rPr>
+        <w:t xml:space="preserve"> y </w:t>
+      </w:r>
+      <w:proofErr w:type="spellStart"/>
+      <w:r>
+        <w:rPr>
+          <w:rFonts w:ascii="Arial" w:hAnsi="Arial" w:cs="Arial"/>
+        </w:rPr>
+        <w:t>dns</w:t>
+      </w:r>
+      <w:proofErr w:type="spellEnd"/>
+      <w:r>
+        <w:rPr>
+          <w:rFonts w:ascii="Arial" w:hAnsi="Arial" w:cs="Arial"/>
+        </w:rPr>
+        <w:t xml:space="preserve"> server de los servidores </w:t>
+      </w:r>
       <w:r>
         <w:rPr>
           <w:rFonts w:ascii="Arial" w:hAnsi="Arial" w:cs="Arial"/>
           <w:b/>
           <w:bCs/>
         </w:rPr>
+        <w:t>www.mabe.com</w:t>
+      </w:r>
+      <w:r>
+        <w:rPr>
+          <w:rFonts w:ascii="Arial" w:hAnsi="Arial" w:cs="Arial"/>
+        </w:rPr>
+        <w:t xml:space="preserve"> y </w:t>
+      </w:r>
+      <w:r>
+        <w:rPr>
+          <w:rFonts w:ascii="Arial" w:hAnsi="Arial" w:cs="Arial"/>
+          <w:b/>
+          <w:bCs/>
+        </w:rPr>
         <w:t>DNSServer</w:t>
       </w:r>
-      <w:proofErr w:type="spellEnd"/>
-      <w:r>
-        <w:rPr>
-          <w:rFonts w:ascii="Arial" w:hAnsi="Arial" w:cs="Arial"/>
-        </w:rPr>
-        <w:t xml:space="preserve"> con el direccionamiento que se muestra en la topología.</w:t>
-      </w:r>
+      <w:r>
+        <w:rPr>
+          <w:rFonts w:ascii="Arial" w:hAnsi="Arial" w:cs="Arial"/>
+          <w:b/>
+          <w:bCs/>
+        </w:rPr>
+        <w:t>.com</w:t>
+      </w:r>
+      <w:r>
+        <w:rPr>
+          <w:rFonts w:ascii="Arial" w:hAnsi="Arial" w:cs="Arial"/>
+        </w:rPr>
+        <w:t xml:space="preserve"> </w:t>
+      </w:r>
+      <w:bookmarkStart w:id="0" w:name="_Hlk198043533"/>
+      <w:r>
+        <w:rPr>
+          <w:rFonts w:ascii="Arial" w:hAnsi="Arial" w:cs="Arial"/>
+        </w:rPr>
+        <w:t>con el direccionamiento que se muestra en la topología.</w:t>
+      </w:r>
+      <w:bookmarkEnd w:id="0"/>
     </w:p>
     <w:p>
       <w:pPr>
@@ -1066,6 +1138,7 @@
           <w:rFonts w:ascii="Arial" w:hAnsi="Arial" w:cs="Arial"/>
         </w:rPr>
       </w:pPr>
+      <w:bookmarkStart w:id="1" w:name="_Hlk198043548"/>
       <w:r>
         <w:rPr>
           <w:rFonts w:ascii="Arial" w:hAnsi="Arial" w:cs="Arial"/>
@@ -1161,11 +1234,25 @@
           <w:rFonts w:ascii="Arial" w:hAnsi="Arial" w:cs="Arial"/>
         </w:rPr>
       </w:pPr>
-      <w:r>
-        <w:rPr>
-          <w:rFonts w:ascii="Arial" w:hAnsi="Arial" w:cs="Arial"/>
-        </w:rPr>
-        <w:t xml:space="preserve">Configurar el protocolo de ruteo OSPF en el ruteador </w:t>
+      <w:bookmarkStart w:id="2" w:name="_Hlk198043655"/>
+      <w:bookmarkEnd w:id="1"/>
+      <w:r>
+        <w:rPr>
+          <w:rFonts w:ascii="Arial" w:hAnsi="Arial" w:cs="Arial"/>
+        </w:rPr>
+        <w:t>Configur</w:t>
+      </w:r>
+      <w:r>
+        <w:rPr>
+          <w:rFonts w:ascii="Arial" w:hAnsi="Arial" w:cs="Arial"/>
+        </w:rPr>
+        <w:t>e</w:t>
+      </w:r>
+      <w:r>
+        <w:rPr>
+          <w:rFonts w:ascii="Arial" w:hAnsi="Arial" w:cs="Arial"/>
+        </w:rPr>
+        <w:t xml:space="preserve"> el protocolo de ruteo OSPF en el ruteador </w:t>
       </w:r>
       <w:r>
         <w:rPr>
@@ -1199,7 +1286,19 @@
         <w:rPr>
           <w:rFonts w:ascii="Arial" w:hAnsi="Arial" w:cs="Arial"/>
         </w:rPr>
-        <w:t>Utiliza el número de proceso de tu preferencia. NOTA: Un número entre 1 y 2</w:t>
+        <w:t>Utiliz</w:t>
+      </w:r>
+      <w:r>
+        <w:rPr>
+          <w:rFonts w:ascii="Arial" w:hAnsi="Arial" w:cs="Arial"/>
+        </w:rPr>
+        <w:t>ar</w:t>
+      </w:r>
+      <w:r>
+        <w:rPr>
+          <w:rFonts w:ascii="Arial" w:hAnsi="Arial" w:cs="Arial"/>
+        </w:rPr>
+        <w:t xml:space="preserve"> el número de proceso de tu preferencia. NOTA: Un número entre 1 y 2</w:t>
       </w:r>
       <w:r>
         <w:rPr>
@@ -1275,11 +1374,25 @@
           <w:rFonts w:ascii="Arial" w:hAnsi="Arial" w:cs="Arial"/>
         </w:rPr>
       </w:pPr>
-      <w:r>
-        <w:rPr>
-          <w:rFonts w:ascii="Arial" w:hAnsi="Arial" w:cs="Arial"/>
-        </w:rPr>
-        <w:t xml:space="preserve">Configurar el protocolo de ruteo OSPF en el ruteador </w:t>
+      <w:bookmarkStart w:id="3" w:name="_Hlk198043715"/>
+      <w:bookmarkEnd w:id="2"/>
+      <w:r>
+        <w:rPr>
+          <w:rFonts w:ascii="Arial" w:hAnsi="Arial" w:cs="Arial"/>
+        </w:rPr>
+        <w:t>Configur</w:t>
+      </w:r>
+      <w:r>
+        <w:rPr>
+          <w:rFonts w:ascii="Arial" w:hAnsi="Arial" w:cs="Arial"/>
+        </w:rPr>
+        <w:t>e</w:t>
+      </w:r>
+      <w:r>
+        <w:rPr>
+          <w:rFonts w:ascii="Arial" w:hAnsi="Arial" w:cs="Arial"/>
+        </w:rPr>
+        <w:t xml:space="preserve"> el protocolo de ruteo OSPF en el ruteador </w:t>
       </w:r>
       <w:proofErr w:type="spellStart"/>
       <w:r>
@@ -1323,7 +1436,19 @@
         <w:rPr>
           <w:rFonts w:ascii="Arial" w:hAnsi="Arial" w:cs="Arial"/>
         </w:rPr>
-        <w:t>Utiliza el número de proceso de tu preferencia. NOTA: Un número entre 1 y 2</w:t>
+        <w:t>Utiliza</w:t>
+      </w:r>
+      <w:r>
+        <w:rPr>
+          <w:rFonts w:ascii="Arial" w:hAnsi="Arial" w:cs="Arial"/>
+        </w:rPr>
+        <w:t>r</w:t>
+      </w:r>
+      <w:r>
+        <w:rPr>
+          <w:rFonts w:ascii="Arial" w:hAnsi="Arial" w:cs="Arial"/>
+        </w:rPr>
+        <w:t xml:space="preserve"> el número de proceso de tu preferencia. NOTA: Un número entre 1 y 2</w:t>
       </w:r>
       <w:r>
         <w:rPr>
@@ -1423,6 +1548,7 @@
         <w:t xml:space="preserve"> internos de la empresa.</w:t>
       </w:r>
     </w:p>
+    <w:bookmarkEnd w:id="3"/>
     <w:p>
       <w:pPr>
         <w:pStyle w:val="ListParagraph"/>
@@ -1509,7 +1635,30 @@
           <w:szCs w:val="20"/>
           <w:lang w:val="es-MX"/>
         </w:rPr>
-        <w:t>Excluye la IP de los default Gateway y del servidor de Mabe.</w:t>
+        <w:t xml:space="preserve">Excluye la IP de los default </w:t>
+      </w:r>
+      <w:proofErr w:type="spellStart"/>
+      <w:r>
+        <w:rPr>
+          <w:szCs w:val="20"/>
+          <w:lang w:val="es-MX"/>
+        </w:rPr>
+        <w:t>g</w:t>
+      </w:r>
+      <w:r>
+        <w:rPr>
+          <w:szCs w:val="20"/>
+          <w:lang w:val="es-MX"/>
+        </w:rPr>
+        <w:t>ateway</w:t>
+      </w:r>
+      <w:proofErr w:type="spellEnd"/>
+      <w:r>
+        <w:rPr>
+          <w:szCs w:val="20"/>
+          <w:lang w:val="es-MX"/>
+        </w:rPr>
+        <w:t xml:space="preserve"> y del servidor de Mabe.</w:t>
       </w:r>
     </w:p>
     <w:p>
@@ -1602,7 +1751,22 @@
           <w:szCs w:val="20"/>
           <w:lang w:val="es-MX"/>
         </w:rPr>
-        <w:t xml:space="preserve">. Utiliza los siguientes nombres de pools: </w:t>
+        <w:t xml:space="preserve">. </w:t>
+      </w:r>
+      <w:bookmarkStart w:id="4" w:name="_Hlk198043846"/>
+      <w:r>
+        <w:rPr>
+          <w:szCs w:val="20"/>
+          <w:lang w:val="es-MX"/>
+        </w:rPr>
+        <w:t>Puedes utilizar</w:t>
+      </w:r>
+      <w:r>
+        <w:rPr>
+          <w:szCs w:val="20"/>
+          <w:lang w:val="es-MX"/>
+        </w:rPr>
+        <w:t xml:space="preserve"> los siguientes nombres de pools: </w:t>
       </w:r>
       <w:proofErr w:type="spellStart"/>
       <w:r>
@@ -1648,6 +1812,7 @@
         <w:t>RA_G0/1</w:t>
       </w:r>
     </w:p>
+    <w:bookmarkEnd w:id="4"/>
     <w:p>
       <w:pPr>
         <w:pStyle w:val="BodyTextL25"/>
@@ -1747,6 +1912,13 @@
       <w:r>
         <w:rPr>
           <w:rFonts w:ascii="Arial" w:hAnsi="Arial" w:cs="Arial"/>
+          <w:spacing w:val="-1"/>
+        </w:rPr>
+        <w:t xml:space="preserve">la interface correspondiente en </w:t>
+      </w:r>
+      <w:r>
+        <w:rPr>
+          <w:rFonts w:ascii="Arial" w:hAnsi="Arial" w:cs="Arial"/>
           <w:b/>
           <w:bCs/>
           <w:spacing w:val="-1"/>
@@ -1780,13 +1952,6 @@
         <w:t>RMabe</w:t>
       </w:r>
       <w:proofErr w:type="spellEnd"/>
-      <w:r>
-        <w:rPr>
-          <w:rFonts w:ascii="Arial" w:hAnsi="Arial" w:cs="Arial"/>
-          <w:spacing w:val="-1"/>
-        </w:rPr>
-        <w:t>.</w:t>
-      </w:r>
     </w:p>
     <w:p>
       <w:pPr>
@@ -1853,6 +2018,7 @@
           <w:rFonts w:ascii="Arial" w:hAnsi="Arial" w:cs="Arial"/>
         </w:rPr>
       </w:pPr>
+      <w:bookmarkStart w:id="5" w:name="_Hlk198044666"/>
       <w:r>
         <w:rPr>
           <w:rFonts w:ascii="Arial" w:hAnsi="Arial" w:cs="Arial"/>
@@ -2542,6 +2708,7 @@
           </w:p>
         </w:tc>
       </w:tr>
+      <w:bookmarkEnd w:id="5"/>
     </w:tbl>
     <w:p>
       <w:pPr>
@@ -2578,6 +2745,56 @@
           <w:spacing w:val="-1"/>
         </w:rPr>
         <w:lastRenderedPageBreak/>
+        <w:t xml:space="preserve">Habilite el servicio </w:t>
+      </w:r>
+      <w:r>
+        <w:rPr>
+          <w:rFonts w:ascii="Arial" w:hAnsi="Arial" w:cs="Arial"/>
+          <w:b/>
+          <w:bCs/>
+          <w:spacing w:val="-1"/>
+        </w:rPr>
+        <w:t>DNS</w:t>
+      </w:r>
+      <w:r>
+        <w:rPr>
+          <w:rFonts w:ascii="Arial" w:hAnsi="Arial" w:cs="Arial"/>
+          <w:spacing w:val="-1"/>
+        </w:rPr>
+        <w:t xml:space="preserve"> en el servidor </w:t>
+      </w:r>
+      <w:r>
+        <w:rPr>
+          <w:rFonts w:ascii="Arial" w:hAnsi="Arial" w:cs="Arial"/>
+          <w:b/>
+          <w:bCs/>
+          <w:spacing w:val="-1"/>
+        </w:rPr>
+        <w:t>DNSServer.com</w:t>
+      </w:r>
+    </w:p>
+    <w:p>
+      <w:pPr>
+        <w:pStyle w:val="ListParagraph"/>
+        <w:widowControl w:val="0"/>
+        <w:numPr>
+          <w:ilvl w:val="0"/>
+          <w:numId w:val="24"/>
+        </w:numPr>
+        <w:spacing w:before="120" w:line="360" w:lineRule="exact"/>
+        <w:ind w:left="357" w:right="198" w:hanging="357"/>
+        <w:contextualSpacing w:val="0"/>
+        <w:jc w:val="both"/>
+        <w:rPr>
+          <w:rFonts w:ascii="Arial" w:hAnsi="Arial" w:cs="Arial"/>
+          <w:spacing w:val="-1"/>
+        </w:rPr>
+      </w:pPr>
+      <w:r>
+        <w:rPr>
+          <w:rFonts w:ascii="Arial" w:hAnsi="Arial" w:cs="Arial"/>
+          <w:spacing w:val="-1"/>
+        </w:rPr>
         <w:t>Configur</w:t>
       </w:r>
       <w:r>
@@ -2673,23 +2890,6 @@
           <w:szCs w:val="20"/>
         </w:rPr>
         <w:t>.</w:t>
-      </w:r>
-    </w:p>
-    <w:p>
-      <w:pPr>
-        <w:pStyle w:val="SubStepAlpha"/>
-        <w:spacing w:before="0" w:after="0" w:line="360" w:lineRule="exact"/>
-        <w:rPr>
-          <w:rFonts w:cs="Arial"/>
-          <w:szCs w:val="20"/>
-        </w:rPr>
-      </w:pPr>
-      <w:r>
-        <w:rPr>
-          <w:rFonts w:cs="Arial"/>
-          <w:szCs w:val="20"/>
-        </w:rPr>
-        <w:t>Active el servicio DNS.</w:t>
       </w:r>
     </w:p>
     <w:p>
@@ -2742,7 +2942,7 @@
                 <w:rFonts w:cs="Arial"/>
                 <w:lang w:val="es-MX"/>
               </w:rPr>
-              <w:t>Nombre del registro de recurso</w:t>
+              <w:t>Nombre del registro</w:t>
             </w:r>
           </w:p>
         </w:tc>
@@ -2778,6 +2978,7 @@
             <w:pPr>
               <w:pStyle w:val="TableText"/>
               <w:spacing w:before="0" w:after="0" w:line="360" w:lineRule="exact"/>
+              <w:jc w:val="center"/>
               <w:rPr>
                 <w:rFonts w:cs="Arial"/>
                 <w:lang w:val="es-MX"/>
@@ -2825,6 +3026,7 @@
             <w:pPr>
               <w:pStyle w:val="TableText"/>
               <w:spacing w:before="0" w:after="0" w:line="360" w:lineRule="exact"/>
+              <w:jc w:val="center"/>
               <w:rPr>
                 <w:rFonts w:cs="Arial"/>
                 <w:lang w:val="es-MX"/>
@@ -2872,6 +3074,7 @@
             <w:pPr>
               <w:pStyle w:val="TableText"/>
               <w:spacing w:before="0" w:after="0" w:line="360" w:lineRule="exact"/>
+              <w:jc w:val="center"/>
               <w:rPr>
                 <w:rFonts w:cs="Arial"/>
                 <w:lang w:val="es-MX"/>
@@ -2971,6 +3174,7 @@
           <w:spacing w:val="-1"/>
         </w:rPr>
       </w:pPr>
+      <w:bookmarkStart w:id="6" w:name="_Hlk198045081"/>
       <w:r>
         <w:rPr>
           <w:rFonts w:ascii="Arial" w:hAnsi="Arial" w:cs="Arial"/>
@@ -3079,7 +3283,7 @@
                 <w:color w:val="000000"/>
               </w:rPr>
             </w:pPr>
-            <w:bookmarkStart w:id="0" w:name="_Hlk62116214"/>
+            <w:bookmarkStart w:id="7" w:name="_Hlk62116214"/>
             <w:r>
               <w:rPr>
                 <w:rFonts w:ascii="Arial" w:hAnsi="Arial" w:cs="Arial"/>
@@ -3435,6 +3639,7 @@
           </w:p>
         </w:tc>
       </w:tr>
+      <w:bookmarkEnd w:id="6"/>
     </w:tbl>
     <w:p>
       <w:pPr>
@@ -3446,7 +3651,7 @@
         </w:rPr>
       </w:pPr>
     </w:p>
-    <w:bookmarkEnd w:id="0"/>
+    <w:bookmarkEnd w:id="7"/>
     <w:p/>
     <w:sectPr>
       <w:pgSz w:w="12242" w:h="15842" w:code="1"/>
@@ -6821,7 +7026,6 @@
   <w:style w:type="character" w:default="1" w:styleId="DefaultParagraphFont">
     <w:name w:val="Default Paragraph Font"/>
     <w:uiPriority w:val="1"/>
-    <w:semiHidden/>
     <w:unhideWhenUsed/>
   </w:style>
   <w:style w:type="table" w:default="1" w:styleId="TableNormal">
@@ -7237,6 +7441,18 @@
       </w:tcPr>
     </w:tblStylePr>
   </w:style>
+  <w:style w:type="character" w:styleId="UnresolvedMention">
+    <w:name w:val="Unresolved Mention"/>
+    <w:basedOn w:val="DefaultParagraphFont"/>
+    <w:uiPriority w:val="99"/>
+    <w:semiHidden/>
+    <w:unhideWhenUsed/>
+    <w:rsid w:val="003C25C9"/>
+    <w:rPr>
+      <w:color w:val="605E5C"/>
+      <w:shd w:val="clear" w:color="auto" w:fill="E1DFDD"/>
+    </w:rPr>
+  </w:style>
 </w:styles>
 </file>
 
